--- a/assets/EK10_SABLON.docx
+++ b/assets/EK10_SABLON.docx
@@ -3,48 +3,1679 @@
 <w:document xmlns:wpc="http://schemas.microsoft.com/office/word/2010/wordprocessingCanvas" xmlns:cx="http://schemas.microsoft.com/office/drawing/2014/chartex" xmlns:cx1="http://schemas.microsoft.com/office/drawing/2015/9/8/chartex" xmlns:cx2="http://schemas.microsoft.com/office/drawing/2015/10/21/chartex" xmlns:cx3="http://schemas.microsoft.com/office/drawing/2016/5/9/chartex" xmlns:cx4="http://schemas.microsoft.com/office/drawing/2016/5/10/chartex" xmlns:cx5="http://schemas.microsoft.com/office/drawing/2016/5/11/chartex" xmlns:cx6="http://schemas.microsoft.com/office/drawing/2016/5/12/chartex" xmlns:cx7="http://schemas.microsoft.com/office/drawing/2016/5/13/chartex" xmlns:cx8="http://schemas.microsoft.com/office/drawing/2016/5/14/chartex" xmlns:mc="http://schemas.openxmlformats.org/markup-compatibility/2006" xmlns:aink="http://schemas.microsoft.com/office/drawing/2016/ink" xmlns:am3d="http://schemas.microsoft.com/office/drawing/2017/model3d" xmlns:o="urn:schemas-microsoft-com:office:office" xmlns:oel="http://schemas.microsoft.com/office/2019/extlst" xmlns:r="http://schemas.openxmlformats.org/officeDocument/2006/relationships" xmlns:m="http://schemas.openxmlformats.org/officeDocument/2006/math" xmlns:v="urn:schemas-microsoft-com:vml" xmlns:wp14="http://schemas.microsoft.com/office/word/2010/wordprocessingDrawing" xmlns:wp="http://schemas.openxmlformats.org/drawingml/2006/wordprocessingDrawing" xmlns:w10="urn:schemas-microsoft-com:office:word" xmlns:w="http://schemas.openxmlformats.org/wordprocessingml/2006/main" xmlns:w14="http://schemas.microsoft.com/office/word/2010/wordml" xmlns:w15="http://schemas.microsoft.com/office/word/2012/wordml" xmlns:w16cex="http://schemas.microsoft.com/office/word/2018/wordml/cex" xmlns:w16cid="http://schemas.microsoft.com/office/word/2016/wordml/cid" xmlns:w16="http://schemas.microsoft.com/office/word/2018/wordml" xmlns:w16du="http://schemas.microsoft.com/office/word/2023/wordml/word16du" xmlns:w16sdtdh="http://schemas.microsoft.com/office/word/2020/wordml/sdtdatahash" xmlns:w16sdtfl="http://schemas.microsoft.com/office/word/2024/wordml/sdtformatlock" xmlns:w16se="http://schemas.microsoft.com/office/word/2015/wordml/symex" xmlns:wpg="http://schemas.microsoft.com/office/word/2010/wordprocessingGroup" xmlns:wpi="http://schemas.microsoft.com/office/word/2010/wordprocessingInk" xmlns:wne="http://schemas.microsoft.com/office/word/2006/wordml" xmlns:wps="http://schemas.microsoft.com/office/word/2010/wordprocessingShape" mc:Ignorable="w14 w15 w16se w16cid w16 w16cex w16sdtdh w16sdtfl w16du wp14">
   <w:body>
     <w:p>
+      <w:pPr>
+        <w:spacing w:beforeLines="40" w:before="96" w:afterLines="20" w:after="48"/>
+        <w:rPr>
+          <w:b/>
+        </w:rPr>
+      </w:pPr>
       <w:r>
-        <w:t>{{KUMES_SAHIBI}}</w:t>
+        <w:rPr>
+          <w:b/>
+        </w:rPr>
+        <w:t>“</w:t>
       </w:r>
     </w:p>
+    <w:tbl>
+      <w:tblPr>
+        <w:tblpPr w:leftFromText="141" w:rightFromText="141" w:vertAnchor="text" w:horzAnchor="margin" w:tblpY="-13"/>
+        <w:tblW w:w="10080" w:type="dxa"/>
+        <w:tblBorders>
+          <w:top w:val="single" w:sz="4" w:space="0" w:color="auto"/>
+          <w:left w:val="single" w:sz="4" w:space="0" w:color="auto"/>
+          <w:bottom w:val="single" w:sz="4" w:space="0" w:color="auto"/>
+          <w:right w:val="single" w:sz="4" w:space="0" w:color="auto"/>
+          <w:insideH w:val="single" w:sz="4" w:space="0" w:color="auto"/>
+          <w:insideV w:val="single" w:sz="4" w:space="0" w:color="auto"/>
+        </w:tblBorders>
+        <w:tblLook w:val="04A0" w:firstRow="1" w:lastRow="0" w:firstColumn="1" w:lastColumn="0" w:noHBand="0" w:noVBand="1"/>
+      </w:tblPr>
+      <w:tblGrid>
+        <w:gridCol w:w="3776"/>
+        <w:gridCol w:w="1912"/>
+        <w:gridCol w:w="2093"/>
+        <w:gridCol w:w="2299"/>
+      </w:tblGrid>
+      <w:tr>
+        <w:trPr>
+          <w:trHeight w:val="852"/>
+        </w:trPr>
+        <w:tc>
+          <w:tcPr>
+            <w:tcW w:w="4115" w:type="dxa"/>
+            <w:vAlign w:val="center"/>
+          </w:tcPr>
+          <w:p>
+            <w:pPr>
+              <w:spacing w:beforeLines="40" w:before="96" w:afterLines="20" w:after="48" w:line="240" w:lineRule="auto"/>
+              <w:rPr>
+                <w:b/>
+              </w:rPr>
+            </w:pPr>
+            <w:r>
+              <w:rPr>
+                <w:b/>
+              </w:rPr>
+              <w:t>Kümes Sahibinin Adı-Soyadı</w:t>
+            </w:r>
+          </w:p>
+        </w:tc>
+        <w:tc>
+          <w:tcPr>
+            <w:tcW w:w="5965" w:type="dxa"/>
+            <w:gridSpan w:val="3"/>
+            <w:vAlign w:val="center"/>
+          </w:tcPr>
+          <w:p>
+            <w:pPr>
+              <w:spacing w:beforeLines="40" w:before="96" w:afterLines="20" w:after="48" w:line="240" w:lineRule="auto"/>
+              <w:rPr>
+                <w:b/>
+              </w:rPr>
+            </w:pPr>
+            <w:r>
+              <w:rPr>
+                <w:b/>
+              </w:rPr>
+              <w:t>{{KUMES_SAHIBI}}</w:t>
+            </w:r>
+          </w:p>
+        </w:tc>
+      </w:tr>
+      <w:tr>
+        <w:trPr>
+          <w:trHeight w:val="420"/>
+        </w:trPr>
+        <w:tc>
+          <w:tcPr>
+            <w:tcW w:w="4115" w:type="dxa"/>
+            <w:vAlign w:val="center"/>
+          </w:tcPr>
+          <w:p>
+            <w:pPr>
+              <w:spacing w:beforeLines="40" w:before="96" w:afterLines="20" w:after="48" w:line="240" w:lineRule="auto"/>
+              <w:rPr>
+                <w:b/>
+              </w:rPr>
+            </w:pPr>
+            <w:r>
+              <w:rPr>
+                <w:b/>
+              </w:rPr>
+              <w:t>Hayvan Türü</w:t>
+            </w:r>
+          </w:p>
+        </w:tc>
+        <w:tc>
+          <w:tcPr>
+            <w:tcW w:w="5965" w:type="dxa"/>
+            <w:gridSpan w:val="3"/>
+            <w:vAlign w:val="center"/>
+          </w:tcPr>
+          <w:p>
+            <w:pPr>
+              <w:spacing w:beforeLines="40" w:before="96" w:afterLines="20" w:after="48" w:line="240" w:lineRule="auto"/>
+              <w:rPr>
+                <w:b/>
+              </w:rPr>
+            </w:pPr>
+            <w:r>
+              <w:rPr>
+                <w:b/>
+              </w:rPr>
+              <w:t>ETLİK PİLİÇ</w:t>
+            </w:r>
+          </w:p>
+        </w:tc>
+      </w:tr>
+      <w:tr>
+        <w:trPr>
+          <w:trHeight w:val="420"/>
+        </w:trPr>
+        <w:tc>
+          <w:tcPr>
+            <w:tcW w:w="4115" w:type="dxa"/>
+            <w:vAlign w:val="center"/>
+          </w:tcPr>
+          <w:p>
+            <w:pPr>
+              <w:spacing w:beforeLines="40" w:before="96" w:afterLines="20" w:after="48" w:line="240" w:lineRule="auto"/>
+              <w:rPr>
+                <w:b/>
+              </w:rPr>
+            </w:pPr>
+            <w:r>
+              <w:rPr>
+                <w:b/>
+              </w:rPr>
+              <w:t>Kesime Gönderilecek Hayvan Sayısı</w:t>
+            </w:r>
+          </w:p>
+        </w:tc>
+        <w:tc>
+          <w:tcPr>
+            <w:tcW w:w="5965" w:type="dxa"/>
+            <w:gridSpan w:val="3"/>
+            <w:vAlign w:val="center"/>
+          </w:tcPr>
+          <w:p>
+            <w:pPr>
+              <w:spacing w:beforeLines="40" w:before="96" w:afterLines="20" w:after="48" w:line="240" w:lineRule="auto"/>
+              <w:rPr>
+                <w:b/>
+              </w:rPr>
+            </w:pPr>
+            <w:r>
+              <w:rPr>
+                <w:b/>
+              </w:rPr>
+              <w:t xml:space="preserve">{{HAYVAN_SAYISI}} </w:t>
+            </w:r>
+            <w:r>
+              <w:rPr>
+                <w:b/>
+              </w:rPr>
+              <w:t>ADET</w:t>
+            </w:r>
+          </w:p>
+        </w:tc>
+      </w:tr>
+      <w:tr>
+        <w:trPr>
+          <w:trHeight w:val="420"/>
+        </w:trPr>
+        <w:tc>
+          <w:tcPr>
+            <w:tcW w:w="4115" w:type="dxa"/>
+            <w:vAlign w:val="center"/>
+          </w:tcPr>
+          <w:p>
+            <w:pPr>
+              <w:spacing w:beforeLines="40" w:before="96" w:afterLines="20" w:after="48" w:line="240" w:lineRule="auto"/>
+              <w:rPr>
+                <w:b/>
+              </w:rPr>
+            </w:pPr>
+            <w:r>
+              <w:rPr>
+                <w:b/>
+              </w:rPr>
+              <w:t>Kümes No</w:t>
+            </w:r>
+          </w:p>
+        </w:tc>
+        <w:tc>
+          <w:tcPr>
+            <w:tcW w:w="5965" w:type="dxa"/>
+            <w:gridSpan w:val="3"/>
+            <w:vAlign w:val="center"/>
+          </w:tcPr>
+          <w:p>
+            <w:pPr>
+              <w:spacing w:after="0" w:line="240" w:lineRule="auto"/>
+              <w:rPr>
+                <w:b/>
+              </w:rPr>
+            </w:pPr>
+            <w:r>
+              <w:rPr>
+                <w:b/>
+              </w:rPr>
+              <w:t>TR20</w:t>
+            </w:r>
+          </w:p>
+        </w:tc>
+      </w:tr>
+      <w:tr>
+        <w:trPr>
+          <w:trHeight w:val="420"/>
+        </w:trPr>
+        <w:tc>
+          <w:tcPr>
+            <w:tcW w:w="4115" w:type="dxa"/>
+            <w:vAlign w:val="center"/>
+          </w:tcPr>
+          <w:p>
+            <w:pPr>
+              <w:spacing w:beforeLines="40" w:before="96" w:afterLines="20" w:after="48" w:line="240" w:lineRule="auto"/>
+              <w:rPr>
+                <w:b/>
+              </w:rPr>
+            </w:pPr>
+            <w:r>
+              <w:rPr>
+                <w:b/>
+              </w:rPr>
+              <w:t>Adres</w:t>
+            </w:r>
+          </w:p>
+        </w:tc>
+        <w:tc>
+          <w:tcPr>
+            <w:tcW w:w="5965" w:type="dxa"/>
+            <w:gridSpan w:val="3"/>
+            <w:vAlign w:val="center"/>
+          </w:tcPr>
+          <w:p>
+            <w:pPr>
+              <w:spacing w:beforeLines="40" w:before="96" w:afterLines="20" w:after="48" w:line="240" w:lineRule="auto"/>
+              <w:rPr>
+                <w:b/>
+              </w:rPr>
+            </w:pPr>
+            <w:r>
+              <w:rPr>
+                <w:b/>
+              </w:rPr>
+              <w:t>ÇİVRİL</w:t>
+            </w:r>
+            <w:r>
+              <w:rPr>
+                <w:b/>
+              </w:rPr>
+              <w:t>/</w:t>
+            </w:r>
+            <w:r>
+              <w:rPr>
+                <w:b/>
+              </w:rPr>
+              <w:t>DENİZLİ</w:t>
+            </w:r>
+          </w:p>
+        </w:tc>
+      </w:tr>
+      <w:tr>
+        <w:trPr>
+          <w:trHeight w:val="800"/>
+        </w:trPr>
+        <w:tc>
+          <w:tcPr>
+            <w:tcW w:w="4115" w:type="dxa"/>
+            <w:vAlign w:val="center"/>
+          </w:tcPr>
+          <w:p>
+            <w:pPr>
+              <w:spacing w:beforeLines="40" w:before="96" w:afterLines="20" w:after="48" w:line="240" w:lineRule="auto"/>
+              <w:rPr>
+                <w:b/>
+              </w:rPr>
+            </w:pPr>
+            <w:r>
+              <w:rPr>
+                <w:b/>
+              </w:rPr>
+              <w:t>Hayvanların Beslenmesinde KullanılanYemlerin Alındığı Firma İsimleri</w:t>
+            </w:r>
+          </w:p>
+        </w:tc>
+        <w:tc>
+          <w:tcPr>
+            <w:tcW w:w="5965" w:type="dxa"/>
+            <w:gridSpan w:val="3"/>
+            <w:vAlign w:val="center"/>
+          </w:tcPr>
+          <w:p>
+            <w:pPr>
+              <w:spacing w:beforeLines="40" w:before="96" w:afterLines="20" w:after="48" w:line="240" w:lineRule="auto"/>
+              <w:rPr>
+                <w:b/>
+              </w:rPr>
+            </w:pPr>
+            <w:r>
+              <w:rPr>
+                <w:b/>
+              </w:rPr>
+              <w:t>G</w:t>
+            </w:r>
+            <w:r>
+              <w:rPr>
+                <w:b/>
+              </w:rPr>
+              <w:t>EDİK PİLİÇ YEM SANAYİ</w:t>
+            </w:r>
+          </w:p>
+        </w:tc>
+      </w:tr>
+      <w:tr>
+        <w:trPr>
+          <w:trHeight w:val="356"/>
+        </w:trPr>
+        <w:tc>
+          <w:tcPr>
+            <w:tcW w:w="4115" w:type="dxa"/>
+            <w:vMerge w:val="restart"/>
+            <w:vAlign w:val="center"/>
+          </w:tcPr>
+          <w:p>
+            <w:pPr>
+              <w:spacing w:beforeLines="40" w:before="96" w:afterLines="20" w:after="48" w:line="240" w:lineRule="auto"/>
+              <w:rPr>
+                <w:b/>
+              </w:rPr>
+            </w:pPr>
+            <w:r>
+              <w:rPr>
+                <w:b/>
+              </w:rPr>
+              <w:t>Yem Katkı Maddelerinin İsimleri ile Kullanıma Başlama ve Bitiş Tarihleri</w:t>
+            </w:r>
+          </w:p>
+        </w:tc>
+        <w:tc>
+          <w:tcPr>
+            <w:tcW w:w="2021" w:type="dxa"/>
+            <w:tcBorders>
+              <w:bottom w:val="single" w:sz="4" w:space="0" w:color="auto"/>
+            </w:tcBorders>
+            <w:vAlign w:val="center"/>
+          </w:tcPr>
+          <w:p>
+            <w:pPr>
+              <w:spacing w:beforeLines="40" w:before="96" w:afterLines="20" w:after="48" w:line="240" w:lineRule="auto"/>
+              <w:rPr>
+                <w:b/>
+              </w:rPr>
+            </w:pPr>
+            <w:r>
+              <w:rPr>
+                <w:b/>
+              </w:rPr>
+              <w:t xml:space="preserve">Adı                                 </w:t>
+            </w:r>
+          </w:p>
+        </w:tc>
+        <w:tc>
+          <w:tcPr>
+            <w:tcW w:w="1972" w:type="dxa"/>
+            <w:tcBorders>
+              <w:bottom w:val="single" w:sz="4" w:space="0" w:color="auto"/>
+            </w:tcBorders>
+            <w:vAlign w:val="center"/>
+          </w:tcPr>
+          <w:p>
+            <w:pPr>
+              <w:spacing w:beforeLines="40" w:before="96" w:afterLines="20" w:after="48" w:line="240" w:lineRule="auto"/>
+              <w:rPr>
+                <w:b/>
+              </w:rPr>
+            </w:pPr>
+            <w:r>
+              <w:rPr>
+                <w:b/>
+              </w:rPr>
+              <w:t xml:space="preserve">Başlama Tarihi             </w:t>
+            </w:r>
+          </w:p>
+        </w:tc>
+        <w:tc>
+          <w:tcPr>
+            <w:tcW w:w="1972" w:type="dxa"/>
+            <w:tcBorders>
+              <w:bottom w:val="single" w:sz="4" w:space="0" w:color="auto"/>
+            </w:tcBorders>
+            <w:vAlign w:val="center"/>
+          </w:tcPr>
+          <w:p>
+            <w:pPr>
+              <w:spacing w:beforeLines="40" w:before="96" w:afterLines="20" w:after="48" w:line="240" w:lineRule="auto"/>
+              <w:rPr>
+                <w:b/>
+              </w:rPr>
+            </w:pPr>
+            <w:r>
+              <w:rPr>
+                <w:b/>
+              </w:rPr>
+              <w:t>Bitiş Tarihi</w:t>
+            </w:r>
+          </w:p>
+        </w:tc>
+      </w:tr>
+      <w:tr>
+        <w:trPr>
+          <w:trHeight w:val="330"/>
+        </w:trPr>
+        <w:tc>
+          <w:tcPr>
+            <w:tcW w:w="4115" w:type="dxa"/>
+            <w:vMerge/>
+            <w:vAlign w:val="center"/>
+          </w:tcPr>
+          <w:p>
+            <w:pPr>
+              <w:spacing w:beforeLines="40" w:before="96" w:afterLines="20" w:after="48" w:line="240" w:lineRule="auto"/>
+              <w:rPr>
+                <w:b/>
+              </w:rPr>
+            </w:pPr>
+          </w:p>
+        </w:tc>
+        <w:tc>
+          <w:tcPr>
+            <w:tcW w:w="2021" w:type="dxa"/>
+            <w:tcBorders>
+              <w:bottom w:val="single" w:sz="4" w:space="0" w:color="auto"/>
+              <w:right w:val="single" w:sz="4" w:space="0" w:color="auto"/>
+            </w:tcBorders>
+            <w:vAlign w:val="center"/>
+          </w:tcPr>
+          <w:p>
+            <w:pPr>
+              <w:spacing w:beforeLines="40" w:before="96" w:afterLines="20" w:after="48" w:line="240" w:lineRule="auto"/>
+              <w:rPr>
+                <w:b/>
+              </w:rPr>
+            </w:pPr>
+            <w:r>
+              <w:rPr>
+                <w:b/>
+              </w:rPr>
+              <w:t>MAXİBAN</w:t>
+            </w:r>
+          </w:p>
+        </w:tc>
+        <w:tc>
+          <w:tcPr>
+            <w:tcW w:w="1972" w:type="dxa"/>
+            <w:tcBorders>
+              <w:left w:val="single" w:sz="4" w:space="0" w:color="auto"/>
+              <w:bottom w:val="single" w:sz="4" w:space="0" w:color="auto"/>
+              <w:right w:val="single" w:sz="4" w:space="0" w:color="auto"/>
+            </w:tcBorders>
+            <w:vAlign w:val="center"/>
+          </w:tcPr>
+          <w:p>
+            <w:pPr>
+              <w:spacing w:beforeLines="40" w:before="96" w:afterLines="20" w:after="48" w:line="240" w:lineRule="auto"/>
+              <w:rPr>
+                <w:b/>
+              </w:rPr>
+            </w:pPr>
+            <w:r>
+              <w:rPr>
+                <w:b/>
+              </w:rPr>
+              <w:t>{{MAXIBAN_BAS}}</w:t>
+            </w:r>
+          </w:p>
+        </w:tc>
+        <w:tc>
+          <w:tcPr>
+            <w:tcW w:w="1972" w:type="dxa"/>
+            <w:tcBorders>
+              <w:left w:val="single" w:sz="4" w:space="0" w:color="auto"/>
+              <w:bottom w:val="single" w:sz="4" w:space="0" w:color="auto"/>
+            </w:tcBorders>
+            <w:vAlign w:val="center"/>
+          </w:tcPr>
+          <w:p>
+            <w:pPr>
+              <w:spacing w:beforeLines="40" w:before="96" w:afterLines="20" w:after="48" w:line="240" w:lineRule="auto"/>
+              <w:rPr>
+                <w:b/>
+              </w:rPr>
+            </w:pPr>
+            <w:r>
+              <w:rPr>
+                <w:b/>
+              </w:rPr>
+              <w:t>{{MAXIBAN_BIT}}</w:t>
+            </w:r>
+          </w:p>
+        </w:tc>
+      </w:tr>
+      <w:tr>
+        <w:trPr>
+          <w:trHeight w:val="330"/>
+        </w:trPr>
+        <w:tc>
+          <w:tcPr>
+            <w:tcW w:w="4115" w:type="dxa"/>
+            <w:vMerge/>
+            <w:vAlign w:val="center"/>
+          </w:tcPr>
+          <w:p>
+            <w:pPr>
+              <w:spacing w:beforeLines="40" w:before="96" w:afterLines="20" w:after="48" w:line="240" w:lineRule="auto"/>
+              <w:rPr>
+                <w:b/>
+              </w:rPr>
+            </w:pPr>
+          </w:p>
+        </w:tc>
+        <w:tc>
+          <w:tcPr>
+            <w:tcW w:w="2021" w:type="dxa"/>
+            <w:tcBorders>
+              <w:top w:val="single" w:sz="4" w:space="0" w:color="auto"/>
+              <w:bottom w:val="single" w:sz="4" w:space="0" w:color="auto"/>
+              <w:right w:val="single" w:sz="4" w:space="0" w:color="auto"/>
+            </w:tcBorders>
+            <w:vAlign w:val="center"/>
+          </w:tcPr>
+          <w:p>
+            <w:pPr>
+              <w:spacing w:beforeLines="40" w:before="96" w:afterLines="20" w:after="48" w:line="240" w:lineRule="auto"/>
+              <w:rPr>
+                <w:b/>
+              </w:rPr>
+            </w:pPr>
+            <w:r>
+              <w:rPr>
+                <w:b/>
+              </w:rPr>
+              <w:t>MONTEBAN</w:t>
+            </w:r>
+          </w:p>
+        </w:tc>
+        <w:tc>
+          <w:tcPr>
+            <w:tcW w:w="1972" w:type="dxa"/>
+            <w:tcBorders>
+              <w:top w:val="single" w:sz="4" w:space="0" w:color="auto"/>
+              <w:left w:val="single" w:sz="4" w:space="0" w:color="auto"/>
+              <w:bottom w:val="single" w:sz="4" w:space="0" w:color="auto"/>
+              <w:right w:val="single" w:sz="4" w:space="0" w:color="auto"/>
+            </w:tcBorders>
+            <w:vAlign w:val="center"/>
+          </w:tcPr>
+          <w:p>
+            <w:pPr>
+              <w:spacing w:beforeLines="40" w:before="96" w:afterLines="20" w:after="48" w:line="240" w:lineRule="auto"/>
+              <w:rPr>
+                <w:b/>
+              </w:rPr>
+            </w:pPr>
+            <w:r>
+              <w:rPr>
+                <w:b/>
+              </w:rPr>
+              <w:t>{{MONTEBAN_BAS}}</w:t>
+            </w:r>
+          </w:p>
+        </w:tc>
+        <w:tc>
+          <w:tcPr>
+            <w:tcW w:w="1972" w:type="dxa"/>
+            <w:tcBorders>
+              <w:top w:val="single" w:sz="4" w:space="0" w:color="auto"/>
+              <w:left w:val="single" w:sz="4" w:space="0" w:color="auto"/>
+              <w:bottom w:val="single" w:sz="4" w:space="0" w:color="auto"/>
+            </w:tcBorders>
+            <w:vAlign w:val="center"/>
+          </w:tcPr>
+          <w:p>
+            <w:pPr>
+              <w:spacing w:beforeLines="40" w:before="96" w:afterLines="20" w:after="48" w:line="240" w:lineRule="auto"/>
+              <w:rPr>
+                <w:b/>
+              </w:rPr>
+            </w:pPr>
+            <w:r>
+              <w:rPr>
+                <w:b/>
+              </w:rPr>
+              <w:t>{{MONTEBAN_BIT}}</w:t>
+            </w:r>
+          </w:p>
+        </w:tc>
+      </w:tr>
+      <w:tr>
+        <w:trPr>
+          <w:trHeight w:val="330"/>
+        </w:trPr>
+        <w:tc>
+          <w:tcPr>
+            <w:tcW w:w="4115" w:type="dxa"/>
+            <w:vMerge/>
+            <w:vAlign w:val="center"/>
+          </w:tcPr>
+          <w:p>
+            <w:pPr>
+              <w:spacing w:beforeLines="40" w:before="96" w:afterLines="20" w:after="48" w:line="240" w:lineRule="auto"/>
+              <w:rPr>
+                <w:b/>
+              </w:rPr>
+            </w:pPr>
+          </w:p>
+        </w:tc>
+        <w:tc>
+          <w:tcPr>
+            <w:tcW w:w="2021" w:type="dxa"/>
+            <w:tcBorders>
+              <w:top w:val="single" w:sz="4" w:space="0" w:color="auto"/>
+              <w:right w:val="single" w:sz="4" w:space="0" w:color="auto"/>
+            </w:tcBorders>
+            <w:vAlign w:val="center"/>
+          </w:tcPr>
+          <w:p>
+            <w:pPr>
+              <w:spacing w:beforeLines="40" w:before="96" w:afterLines="20" w:after="48" w:line="240" w:lineRule="auto"/>
+              <w:rPr>
+                <w:b/>
+              </w:rPr>
+            </w:pPr>
+          </w:p>
+        </w:tc>
+        <w:tc>
+          <w:tcPr>
+            <w:tcW w:w="1972" w:type="dxa"/>
+            <w:tcBorders>
+              <w:top w:val="single" w:sz="4" w:space="0" w:color="auto"/>
+              <w:left w:val="single" w:sz="4" w:space="0" w:color="auto"/>
+              <w:right w:val="single" w:sz="4" w:space="0" w:color="auto"/>
+            </w:tcBorders>
+            <w:vAlign w:val="center"/>
+          </w:tcPr>
+          <w:p>
+            <w:pPr>
+              <w:spacing w:beforeLines="40" w:before="96" w:afterLines="20" w:after="48" w:line="240" w:lineRule="auto"/>
+              <w:rPr>
+                <w:b/>
+              </w:rPr>
+            </w:pPr>
+          </w:p>
+        </w:tc>
+        <w:tc>
+          <w:tcPr>
+            <w:tcW w:w="1972" w:type="dxa"/>
+            <w:tcBorders>
+              <w:top w:val="single" w:sz="4" w:space="0" w:color="auto"/>
+              <w:left w:val="single" w:sz="4" w:space="0" w:color="auto"/>
+            </w:tcBorders>
+            <w:vAlign w:val="center"/>
+          </w:tcPr>
+          <w:p>
+            <w:pPr>
+              <w:spacing w:beforeLines="40" w:before="96" w:afterLines="20" w:after="48" w:line="240" w:lineRule="auto"/>
+              <w:rPr>
+                <w:b/>
+              </w:rPr>
+            </w:pPr>
+          </w:p>
+        </w:tc>
+      </w:tr>
+      <w:tr>
+        <w:trPr>
+          <w:trHeight w:val="431"/>
+        </w:trPr>
+        <w:tc>
+          <w:tcPr>
+            <w:tcW w:w="4115" w:type="dxa"/>
+            <w:vMerge w:val="restart"/>
+            <w:vAlign w:val="center"/>
+          </w:tcPr>
+          <w:p>
+            <w:pPr>
+              <w:spacing w:beforeLines="40" w:before="96" w:afterLines="20" w:after="48" w:line="240" w:lineRule="auto"/>
+              <w:rPr>
+                <w:b/>
+              </w:rPr>
+            </w:pPr>
+            <w:r>
+              <w:rPr>
+                <w:b/>
+              </w:rPr>
+              <w:t>Hayvanlara Uygulanan Tıbbi Müstahzarlar ve Uygulama Tarihleri</w:t>
+            </w:r>
+          </w:p>
+        </w:tc>
+        <w:tc>
+          <w:tcPr>
+            <w:tcW w:w="2021" w:type="dxa"/>
+            <w:tcBorders>
+              <w:bottom w:val="single" w:sz="4" w:space="0" w:color="auto"/>
+            </w:tcBorders>
+            <w:vAlign w:val="center"/>
+          </w:tcPr>
+          <w:p>
+            <w:pPr>
+              <w:spacing w:beforeLines="40" w:before="96" w:afterLines="20" w:after="48" w:line="240" w:lineRule="auto"/>
+              <w:rPr>
+                <w:b/>
+              </w:rPr>
+            </w:pPr>
+            <w:r>
+              <w:rPr>
+                <w:b/>
+              </w:rPr>
+              <w:t>Adı</w:t>
+            </w:r>
+          </w:p>
+        </w:tc>
+        <w:tc>
+          <w:tcPr>
+            <w:tcW w:w="1972" w:type="dxa"/>
+            <w:tcBorders>
+              <w:bottom w:val="single" w:sz="4" w:space="0" w:color="auto"/>
+            </w:tcBorders>
+            <w:vAlign w:val="center"/>
+          </w:tcPr>
+          <w:p>
+            <w:pPr>
+              <w:spacing w:beforeLines="40" w:before="96" w:afterLines="20" w:after="48" w:line="240" w:lineRule="auto"/>
+              <w:rPr>
+                <w:b/>
+              </w:rPr>
+            </w:pPr>
+            <w:r>
+              <w:rPr>
+                <w:b/>
+              </w:rPr>
+              <w:t xml:space="preserve">Başlama Tarihi </w:t>
+            </w:r>
+          </w:p>
+        </w:tc>
+        <w:tc>
+          <w:tcPr>
+            <w:tcW w:w="1972" w:type="dxa"/>
+            <w:tcBorders>
+              <w:bottom w:val="single" w:sz="4" w:space="0" w:color="auto"/>
+            </w:tcBorders>
+            <w:vAlign w:val="center"/>
+          </w:tcPr>
+          <w:p>
+            <w:pPr>
+              <w:spacing w:beforeLines="40" w:before="96" w:afterLines="20" w:after="48" w:line="240" w:lineRule="auto"/>
+              <w:rPr>
+                <w:b/>
+              </w:rPr>
+            </w:pPr>
+            <w:r>
+              <w:rPr>
+                <w:b/>
+              </w:rPr>
+              <w:t>Bitiş Tarihi</w:t>
+            </w:r>
+          </w:p>
+        </w:tc>
+      </w:tr>
+      <w:tr>
+        <w:trPr>
+          <w:trHeight w:val="330"/>
+        </w:trPr>
+        <w:tc>
+          <w:tcPr>
+            <w:tcW w:w="4115" w:type="dxa"/>
+            <w:vMerge/>
+            <w:vAlign w:val="center"/>
+          </w:tcPr>
+          <w:p>
+            <w:pPr>
+              <w:spacing w:beforeLines="40" w:before="96" w:afterLines="20" w:after="48" w:line="240" w:lineRule="auto"/>
+              <w:rPr>
+                <w:b/>
+              </w:rPr>
+            </w:pPr>
+          </w:p>
+        </w:tc>
+        <w:tc>
+          <w:tcPr>
+            <w:tcW w:w="2021" w:type="dxa"/>
+            <w:tcBorders>
+              <w:top w:val="single" w:sz="4" w:space="0" w:color="auto"/>
+              <w:bottom w:val="single" w:sz="4" w:space="0" w:color="auto"/>
+              <w:right w:val="single" w:sz="4" w:space="0" w:color="auto"/>
+            </w:tcBorders>
+            <w:vAlign w:val="center"/>
+          </w:tcPr>
+          <w:p>
+            <w:pPr>
+              <w:spacing w:beforeLines="40" w:before="96" w:afterLines="20" w:after="48" w:line="240" w:lineRule="auto"/>
+              <w:rPr>
+                <w:b/>
+              </w:rPr>
+            </w:pPr>
+          </w:p>
+        </w:tc>
+        <w:tc>
+          <w:tcPr>
+            <w:tcW w:w="1972" w:type="dxa"/>
+            <w:tcBorders>
+              <w:top w:val="single" w:sz="4" w:space="0" w:color="auto"/>
+              <w:left w:val="single" w:sz="4" w:space="0" w:color="auto"/>
+              <w:right w:val="single" w:sz="4" w:space="0" w:color="auto"/>
+            </w:tcBorders>
+            <w:vAlign w:val="center"/>
+          </w:tcPr>
+          <w:p>
+            <w:pPr>
+              <w:spacing w:beforeLines="40" w:before="96" w:afterLines="20" w:after="48" w:line="240" w:lineRule="auto"/>
+              <w:rPr>
+                <w:b/>
+              </w:rPr>
+            </w:pPr>
+          </w:p>
+        </w:tc>
+        <w:tc>
+          <w:tcPr>
+            <w:tcW w:w="1972" w:type="dxa"/>
+            <w:tcBorders>
+              <w:top w:val="nil"/>
+              <w:left w:val="single" w:sz="4" w:space="0" w:color="auto"/>
+            </w:tcBorders>
+            <w:vAlign w:val="center"/>
+          </w:tcPr>
+          <w:p>
+            <w:pPr>
+              <w:spacing w:beforeLines="40" w:before="96" w:afterLines="20" w:after="48" w:line="240" w:lineRule="auto"/>
+              <w:rPr>
+                <w:b/>
+              </w:rPr>
+            </w:pPr>
+          </w:p>
+        </w:tc>
+      </w:tr>
+      <w:tr>
+        <w:trPr>
+          <w:trHeight w:val="330"/>
+        </w:trPr>
+        <w:tc>
+          <w:tcPr>
+            <w:tcW w:w="4115" w:type="dxa"/>
+            <w:vMerge/>
+            <w:vAlign w:val="center"/>
+          </w:tcPr>
+          <w:p>
+            <w:pPr>
+              <w:spacing w:beforeLines="40" w:before="96" w:afterLines="20" w:after="48" w:line="240" w:lineRule="auto"/>
+              <w:rPr>
+                <w:b/>
+              </w:rPr>
+            </w:pPr>
+          </w:p>
+        </w:tc>
+        <w:tc>
+          <w:tcPr>
+            <w:tcW w:w="2021" w:type="dxa"/>
+            <w:tcBorders>
+              <w:top w:val="single" w:sz="4" w:space="0" w:color="auto"/>
+              <w:bottom w:val="single" w:sz="4" w:space="0" w:color="auto"/>
+              <w:right w:val="single" w:sz="4" w:space="0" w:color="auto"/>
+            </w:tcBorders>
+            <w:vAlign w:val="center"/>
+          </w:tcPr>
+          <w:p>
+            <w:pPr>
+              <w:spacing w:beforeLines="40" w:before="96" w:afterLines="20" w:after="48" w:line="240" w:lineRule="auto"/>
+              <w:rPr>
+                <w:b/>
+              </w:rPr>
+            </w:pPr>
+          </w:p>
+        </w:tc>
+        <w:tc>
+          <w:tcPr>
+            <w:tcW w:w="1972" w:type="dxa"/>
+            <w:tcBorders>
+              <w:top w:val="single" w:sz="4" w:space="0" w:color="auto"/>
+              <w:left w:val="single" w:sz="4" w:space="0" w:color="auto"/>
+              <w:right w:val="single" w:sz="4" w:space="0" w:color="auto"/>
+            </w:tcBorders>
+            <w:vAlign w:val="center"/>
+          </w:tcPr>
+          <w:p>
+            <w:pPr>
+              <w:spacing w:beforeLines="40" w:before="96" w:afterLines="20" w:after="48" w:line="240" w:lineRule="auto"/>
+              <w:rPr>
+                <w:b/>
+              </w:rPr>
+            </w:pPr>
+          </w:p>
+        </w:tc>
+        <w:tc>
+          <w:tcPr>
+            <w:tcW w:w="1972" w:type="dxa"/>
+            <w:tcBorders>
+              <w:top w:val="nil"/>
+              <w:left w:val="single" w:sz="4" w:space="0" w:color="auto"/>
+            </w:tcBorders>
+            <w:vAlign w:val="center"/>
+          </w:tcPr>
+          <w:p>
+            <w:pPr>
+              <w:spacing w:beforeLines="40" w:before="96" w:afterLines="20" w:after="48" w:line="240" w:lineRule="auto"/>
+              <w:rPr>
+                <w:b/>
+              </w:rPr>
+            </w:pPr>
+          </w:p>
+        </w:tc>
+      </w:tr>
+      <w:tr>
+        <w:trPr>
+          <w:trHeight w:val="330"/>
+        </w:trPr>
+        <w:tc>
+          <w:tcPr>
+            <w:tcW w:w="4115" w:type="dxa"/>
+            <w:vMerge/>
+            <w:vAlign w:val="center"/>
+          </w:tcPr>
+          <w:p>
+            <w:pPr>
+              <w:spacing w:beforeLines="40" w:before="96" w:afterLines="20" w:after="48" w:line="240" w:lineRule="auto"/>
+              <w:rPr>
+                <w:b/>
+              </w:rPr>
+            </w:pPr>
+          </w:p>
+        </w:tc>
+        <w:tc>
+          <w:tcPr>
+            <w:tcW w:w="2021" w:type="dxa"/>
+            <w:tcBorders>
+              <w:left w:val="single" w:sz="4" w:space="0" w:color="auto"/>
+              <w:bottom w:val="single" w:sz="4" w:space="0" w:color="auto"/>
+            </w:tcBorders>
+            <w:vAlign w:val="center"/>
+          </w:tcPr>
+          <w:p>
+            <w:pPr>
+              <w:spacing w:beforeLines="40" w:before="96" w:afterLines="20" w:after="48" w:line="240" w:lineRule="auto"/>
+              <w:rPr>
+                <w:b/>
+              </w:rPr>
+            </w:pPr>
+          </w:p>
+        </w:tc>
+        <w:tc>
+          <w:tcPr>
+            <w:tcW w:w="1972" w:type="dxa"/>
+            <w:tcBorders>
+              <w:bottom w:val="single" w:sz="4" w:space="0" w:color="auto"/>
+            </w:tcBorders>
+            <w:vAlign w:val="center"/>
+          </w:tcPr>
+          <w:p>
+            <w:pPr>
+              <w:spacing w:beforeLines="40" w:before="96" w:afterLines="20" w:after="48" w:line="240" w:lineRule="auto"/>
+              <w:rPr>
+                <w:b/>
+              </w:rPr>
+            </w:pPr>
+          </w:p>
+        </w:tc>
+        <w:tc>
+          <w:tcPr>
+            <w:tcW w:w="1972" w:type="dxa"/>
+            <w:tcBorders>
+              <w:bottom w:val="single" w:sz="4" w:space="0" w:color="auto"/>
+            </w:tcBorders>
+            <w:vAlign w:val="center"/>
+          </w:tcPr>
+          <w:p>
+            <w:pPr>
+              <w:spacing w:beforeLines="40" w:before="96" w:afterLines="20" w:after="48" w:line="240" w:lineRule="auto"/>
+              <w:rPr>
+                <w:b/>
+              </w:rPr>
+            </w:pPr>
+          </w:p>
+        </w:tc>
+      </w:tr>
+      <w:tr>
+        <w:trPr>
+          <w:trHeight w:val="330"/>
+        </w:trPr>
+        <w:tc>
+          <w:tcPr>
+            <w:tcW w:w="4115" w:type="dxa"/>
+            <w:vMerge w:val="restart"/>
+            <w:vAlign w:val="center"/>
+          </w:tcPr>
+          <w:p>
+            <w:pPr>
+              <w:spacing w:beforeLines="40" w:before="96" w:afterLines="20" w:after="48" w:line="240" w:lineRule="auto"/>
+              <w:rPr>
+                <w:b/>
+              </w:rPr>
+            </w:pPr>
+            <w:r>
+              <w:rPr>
+                <w:b/>
+              </w:rPr>
+              <w:t>Yapılan Aşıların İsmi, Tipi ve Uygulama Tarihleri</w:t>
+            </w:r>
+          </w:p>
+        </w:tc>
+        <w:tc>
+          <w:tcPr>
+            <w:tcW w:w="2021" w:type="dxa"/>
+            <w:tcBorders>
+              <w:left w:val="single" w:sz="4" w:space="0" w:color="auto"/>
+              <w:bottom w:val="single" w:sz="4" w:space="0" w:color="auto"/>
+            </w:tcBorders>
+            <w:vAlign w:val="center"/>
+          </w:tcPr>
+          <w:p>
+            <w:pPr>
+              <w:spacing w:beforeLines="40" w:before="96" w:afterLines="20" w:after="48" w:line="240" w:lineRule="auto"/>
+              <w:rPr>
+                <w:b/>
+              </w:rPr>
+            </w:pPr>
+            <w:r>
+              <w:rPr>
+                <w:b/>
+              </w:rPr>
+              <w:t xml:space="preserve">Adı </w:t>
+            </w:r>
+          </w:p>
+        </w:tc>
+        <w:tc>
+          <w:tcPr>
+            <w:tcW w:w="1972" w:type="dxa"/>
+            <w:tcBorders>
+              <w:bottom w:val="single" w:sz="4" w:space="0" w:color="auto"/>
+            </w:tcBorders>
+            <w:vAlign w:val="center"/>
+          </w:tcPr>
+          <w:p>
+            <w:pPr>
+              <w:spacing w:beforeLines="40" w:before="96" w:afterLines="20" w:after="48" w:line="240" w:lineRule="auto"/>
+              <w:rPr>
+                <w:b/>
+              </w:rPr>
+            </w:pPr>
+            <w:r>
+              <w:rPr>
+                <w:b/>
+              </w:rPr>
+              <w:t>Tipi (Canlı/Ölü)</w:t>
+            </w:r>
+          </w:p>
+        </w:tc>
+        <w:tc>
+          <w:tcPr>
+            <w:tcW w:w="1972" w:type="dxa"/>
+            <w:tcBorders>
+              <w:bottom w:val="single" w:sz="4" w:space="0" w:color="auto"/>
+            </w:tcBorders>
+            <w:vAlign w:val="center"/>
+          </w:tcPr>
+          <w:p>
+            <w:pPr>
+              <w:spacing w:beforeLines="40" w:before="96" w:afterLines="20" w:after="48" w:line="240" w:lineRule="auto"/>
+              <w:rPr>
+                <w:b/>
+              </w:rPr>
+            </w:pPr>
+            <w:r>
+              <w:rPr>
+                <w:b/>
+              </w:rPr>
+              <w:t>Uygulama Tarihi</w:t>
+            </w:r>
+          </w:p>
+        </w:tc>
+      </w:tr>
+      <w:tr>
+        <w:trPr>
+          <w:trHeight w:val="240"/>
+        </w:trPr>
+        <w:tc>
+          <w:tcPr>
+            <w:tcW w:w="4115" w:type="dxa"/>
+            <w:vMerge/>
+            <w:vAlign w:val="center"/>
+          </w:tcPr>
+          <w:p>
+            <w:pPr>
+              <w:spacing w:beforeLines="40" w:before="96" w:afterLines="20" w:after="48" w:line="240" w:lineRule="auto"/>
+              <w:rPr>
+                <w:b/>
+              </w:rPr>
+            </w:pPr>
+          </w:p>
+        </w:tc>
+        <w:tc>
+          <w:tcPr>
+            <w:tcW w:w="2021" w:type="dxa"/>
+            <w:tcBorders>
+              <w:bottom w:val="single" w:sz="4" w:space="0" w:color="auto"/>
+              <w:right w:val="single" w:sz="4" w:space="0" w:color="auto"/>
+            </w:tcBorders>
+            <w:vAlign w:val="center"/>
+          </w:tcPr>
+          <w:p>
+            <w:pPr>
+              <w:spacing w:beforeLines="40" w:before="96" w:afterLines="20" w:after="48" w:line="240" w:lineRule="auto"/>
+              <w:rPr>
+                <w:b/>
+                <w:sz w:val="20"/>
+                <w:szCs w:val="20"/>
+              </w:rPr>
+            </w:pPr>
+          </w:p>
+        </w:tc>
+        <w:tc>
+          <w:tcPr>
+            <w:tcW w:w="1972" w:type="dxa"/>
+            <w:tcBorders>
+              <w:left w:val="single" w:sz="4" w:space="0" w:color="auto"/>
+              <w:bottom w:val="single" w:sz="4" w:space="0" w:color="auto"/>
+              <w:right w:val="single" w:sz="4" w:space="0" w:color="auto"/>
+            </w:tcBorders>
+            <w:vAlign w:val="center"/>
+          </w:tcPr>
+          <w:p>
+            <w:pPr>
+              <w:spacing w:beforeLines="40" w:before="96" w:afterLines="20" w:after="48" w:line="240" w:lineRule="auto"/>
+              <w:rPr>
+                <w:b/>
+              </w:rPr>
+            </w:pPr>
+          </w:p>
+        </w:tc>
+        <w:tc>
+          <w:tcPr>
+            <w:tcW w:w="1972" w:type="dxa"/>
+            <w:tcBorders>
+              <w:left w:val="single" w:sz="4" w:space="0" w:color="auto"/>
+              <w:bottom w:val="single" w:sz="4" w:space="0" w:color="auto"/>
+            </w:tcBorders>
+            <w:vAlign w:val="center"/>
+          </w:tcPr>
+          <w:p>
+            <w:pPr>
+              <w:spacing w:beforeLines="40" w:before="96" w:afterLines="20" w:after="48" w:line="240" w:lineRule="auto"/>
+              <w:rPr>
+                <w:b/>
+              </w:rPr>
+            </w:pPr>
+          </w:p>
+        </w:tc>
+      </w:tr>
+      <w:tr>
+        <w:trPr>
+          <w:trHeight w:val="240"/>
+        </w:trPr>
+        <w:tc>
+          <w:tcPr>
+            <w:tcW w:w="4115" w:type="dxa"/>
+            <w:vMerge/>
+            <w:vAlign w:val="center"/>
+          </w:tcPr>
+          <w:p>
+            <w:pPr>
+              <w:spacing w:beforeLines="40" w:before="96" w:afterLines="20" w:after="48" w:line="240" w:lineRule="auto"/>
+              <w:rPr>
+                <w:b/>
+              </w:rPr>
+            </w:pPr>
+          </w:p>
+        </w:tc>
+        <w:tc>
+          <w:tcPr>
+            <w:tcW w:w="2021" w:type="dxa"/>
+            <w:vAlign w:val="center"/>
+          </w:tcPr>
+          <w:p>
+            <w:pPr>
+              <w:spacing w:beforeLines="40" w:before="96" w:afterLines="20" w:after="48" w:line="240" w:lineRule="auto"/>
+              <w:rPr>
+                <w:b/>
+                <w:sz w:val="20"/>
+                <w:szCs w:val="20"/>
+              </w:rPr>
+            </w:pPr>
+            <w:r>
+              <w:rPr>
+                <w:b/>
+                <w:sz w:val="20"/>
+                <w:szCs w:val="20"/>
+              </w:rPr>
+              <w:t>VAR 2+CLONE</w:t>
+            </w:r>
+          </w:p>
+        </w:tc>
+        <w:tc>
+          <w:tcPr>
+            <w:tcW w:w="1972" w:type="dxa"/>
+            <w:vAlign w:val="center"/>
+          </w:tcPr>
+          <w:p>
+            <w:pPr>
+              <w:spacing w:beforeLines="40" w:before="96" w:afterLines="20" w:after="48" w:line="240" w:lineRule="auto"/>
+              <w:rPr>
+                <w:b/>
+              </w:rPr>
+            </w:pPr>
+            <w:r>
+              <w:rPr>
+                <w:b/>
+              </w:rPr>
+              <w:t>CANLI</w:t>
+            </w:r>
+          </w:p>
+        </w:tc>
+        <w:tc>
+          <w:tcPr>
+            <w:tcW w:w="1972" w:type="dxa"/>
+            <w:vAlign w:val="center"/>
+          </w:tcPr>
+          <w:p>
+            <w:pPr>
+              <w:spacing w:beforeLines="40" w:before="96" w:afterLines="20" w:after="48" w:line="240" w:lineRule="auto"/>
+              <w:rPr>
+                <w:b/>
+              </w:rPr>
+            </w:pPr>
+            <w:r>
+              <w:rPr>
+                <w:b/>
+              </w:rPr>
+              <w:t>{{VAR_CLONE_TARIH}}</w:t>
+            </w:r>
+          </w:p>
+        </w:tc>
+      </w:tr>
+      <w:tr>
+        <w:trPr>
+          <w:trHeight w:val="270"/>
+        </w:trPr>
+        <w:tc>
+          <w:tcPr>
+            <w:tcW w:w="4115" w:type="dxa"/>
+            <w:vMerge/>
+            <w:vAlign w:val="center"/>
+          </w:tcPr>
+          <w:p>
+            <w:pPr>
+              <w:spacing w:beforeLines="40" w:before="96" w:afterLines="20" w:after="48" w:line="240" w:lineRule="auto"/>
+              <w:rPr>
+                <w:b/>
+              </w:rPr>
+            </w:pPr>
+          </w:p>
+        </w:tc>
+        <w:tc>
+          <w:tcPr>
+            <w:tcW w:w="2021" w:type="dxa"/>
+            <w:vAlign w:val="center"/>
+          </w:tcPr>
+          <w:p>
+            <w:pPr>
+              <w:spacing w:beforeLines="40" w:before="96" w:afterLines="20" w:after="48" w:line="240" w:lineRule="auto"/>
+              <w:rPr>
+                <w:b/>
+                <w:sz w:val="20"/>
+                <w:szCs w:val="20"/>
+              </w:rPr>
+            </w:pPr>
+          </w:p>
+        </w:tc>
+        <w:tc>
+          <w:tcPr>
+            <w:tcW w:w="1972" w:type="dxa"/>
+            <w:vAlign w:val="center"/>
+          </w:tcPr>
+          <w:p>
+            <w:pPr>
+              <w:spacing w:beforeLines="40" w:before="96" w:afterLines="20" w:after="48" w:line="240" w:lineRule="auto"/>
+              <w:rPr>
+                <w:b/>
+              </w:rPr>
+            </w:pPr>
+          </w:p>
+        </w:tc>
+        <w:tc>
+          <w:tcPr>
+            <w:tcW w:w="1972" w:type="dxa"/>
+            <w:vAlign w:val="center"/>
+          </w:tcPr>
+          <w:p>
+            <w:pPr>
+              <w:spacing w:beforeLines="40" w:before="96" w:afterLines="20" w:after="48" w:line="240" w:lineRule="auto"/>
+              <w:rPr>
+                <w:b/>
+              </w:rPr>
+            </w:pPr>
+          </w:p>
+        </w:tc>
+      </w:tr>
+      <w:tr>
+        <w:trPr>
+          <w:trHeight w:val="270"/>
+        </w:trPr>
+        <w:tc>
+          <w:tcPr>
+            <w:tcW w:w="4115" w:type="dxa"/>
+            <w:vMerge/>
+            <w:vAlign w:val="center"/>
+          </w:tcPr>
+          <w:p>
+            <w:pPr>
+              <w:spacing w:beforeLines="40" w:before="96" w:afterLines="20" w:after="48" w:line="240" w:lineRule="auto"/>
+              <w:rPr>
+                <w:b/>
+              </w:rPr>
+            </w:pPr>
+          </w:p>
+        </w:tc>
+        <w:tc>
+          <w:tcPr>
+            <w:tcW w:w="2021" w:type="dxa"/>
+            <w:vAlign w:val="center"/>
+          </w:tcPr>
+          <w:p>
+            <w:pPr>
+              <w:spacing w:beforeLines="40" w:before="96" w:afterLines="20" w:after="48" w:line="240" w:lineRule="auto"/>
+              <w:rPr>
+                <w:b/>
+                <w:sz w:val="20"/>
+                <w:szCs w:val="20"/>
+              </w:rPr>
+            </w:pPr>
+          </w:p>
+        </w:tc>
+        <w:tc>
+          <w:tcPr>
+            <w:tcW w:w="1972" w:type="dxa"/>
+            <w:vAlign w:val="center"/>
+          </w:tcPr>
+          <w:p>
+            <w:pPr>
+              <w:spacing w:beforeLines="40" w:before="96" w:afterLines="20" w:after="48" w:line="240" w:lineRule="auto"/>
+              <w:rPr>
+                <w:b/>
+              </w:rPr>
+            </w:pPr>
+          </w:p>
+        </w:tc>
+        <w:tc>
+          <w:tcPr>
+            <w:tcW w:w="1972" w:type="dxa"/>
+            <w:vAlign w:val="center"/>
+          </w:tcPr>
+          <w:p>
+            <w:pPr>
+              <w:spacing w:beforeLines="40" w:before="96" w:afterLines="20" w:after="48" w:line="240" w:lineRule="auto"/>
+              <w:rPr>
+                <w:b/>
+              </w:rPr>
+            </w:pPr>
+          </w:p>
+        </w:tc>
+      </w:tr>
+      <w:tr>
+        <w:trPr>
+          <w:trHeight w:val="944"/>
+        </w:trPr>
+        <w:tc>
+          <w:tcPr>
+            <w:tcW w:w="4115" w:type="dxa"/>
+            <w:vAlign w:val="center"/>
+          </w:tcPr>
+          <w:p>
+            <w:pPr>
+              <w:spacing w:beforeLines="40" w:before="96" w:afterLines="20" w:after="48" w:line="240" w:lineRule="auto"/>
+              <w:rPr>
+                <w:b/>
+              </w:rPr>
+            </w:pPr>
+            <w:r>
+              <w:rPr>
+                <w:b/>
+              </w:rPr>
+              <w:t>Kümesten Sorumlu Veteriner Hekimin Hayvanların Sağlığı Hakkındaki Değerlendirmesi ve Varsa laboratuar Sonuçları</w:t>
+            </w:r>
+          </w:p>
+        </w:tc>
+        <w:tc>
+          <w:tcPr>
+            <w:tcW w:w="5965" w:type="dxa"/>
+            <w:gridSpan w:val="3"/>
+            <w:vAlign w:val="center"/>
+          </w:tcPr>
+          <w:p>
+            <w:pPr>
+              <w:spacing w:beforeLines="40" w:before="96" w:afterLines="20" w:after="48" w:line="240" w:lineRule="auto"/>
+              <w:jc w:val="center"/>
+              <w:rPr>
+                <w:b/>
+              </w:rPr>
+            </w:pPr>
+            <w:r>
+              <w:rPr>
+                <w:b/>
+              </w:rPr>
+              <w:t>SAĞLIKLI</w:t>
+            </w:r>
+          </w:p>
+        </w:tc>
+      </w:tr>
+      <w:tr>
+        <w:trPr>
+          <w:trHeight w:val="326"/>
+        </w:trPr>
+        <w:tc>
+          <w:tcPr>
+            <w:tcW w:w="4115" w:type="dxa"/>
+            <w:vAlign w:val="center"/>
+          </w:tcPr>
+          <w:p>
+            <w:pPr>
+              <w:spacing w:beforeLines="40" w:before="96" w:afterLines="20" w:after="48" w:line="240" w:lineRule="auto"/>
+              <w:rPr>
+                <w:b/>
+              </w:rPr>
+            </w:pPr>
+            <w:r>
+              <w:rPr>
+                <w:b/>
+              </w:rPr>
+              <w:t>Planlanan Kesim Tarihi</w:t>
+            </w:r>
+          </w:p>
+        </w:tc>
+        <w:tc>
+          <w:tcPr>
+            <w:tcW w:w="5965" w:type="dxa"/>
+            <w:gridSpan w:val="3"/>
+          </w:tcPr>
+          <w:p>
+            <w:pPr>
+              <w:spacing w:beforeLines="40" w:before="96" w:afterLines="20" w:after="48" w:line="240" w:lineRule="auto"/>
+              <w:rPr>
+                <w:b/>
+              </w:rPr>
+            </w:pPr>
+            <w:r>
+              <w:rPr>
+                <w:b/>
+              </w:rPr>
+              <w:t>{{KESIM_TARIHI}}</w:t>
+            </w:r>
+          </w:p>
+        </w:tc>
+      </w:tr>
+    </w:tbl>
     <w:p>
+      <w:pPr>
+        <w:spacing w:beforeLines="40" w:before="96" w:afterLines="20" w:after="48"/>
+        <w:rPr>
+          <w:b/>
+        </w:rPr>
+      </w:pPr>
       <w:r>
-        <w:t>{{HAYVAN_SAYISI}}</w:t>
+        <w:rPr>
+          <w:b/>
+          <w:u w:val="single"/>
+        </w:rPr>
+        <w:t>Not:1-)</w:t>
+      </w:r>
+      <w:r>
+        <w:rPr>
+          <w:b/>
+        </w:rPr>
+        <w:t>İhracat ön izni verilen kesimhane ve/veya kombinayla çalışan,</w:t>
+      </w:r>
+      <w:r>
+        <w:rPr>
+          <w:b/>
+        </w:rPr>
+        <w:t xml:space="preserve"> </w:t>
+      </w:r>
+      <w:r>
+        <w:rPr>
+          <w:b/>
+        </w:rPr>
+        <w:t>bu form kümesten sorumlu veteriner hekim tarafından doldurulup imzalanacaktır.</w:t>
       </w:r>
     </w:p>
+    <w:tbl>
+      <w:tblPr>
+        <w:tblpPr w:leftFromText="141" w:rightFromText="141" w:vertAnchor="text" w:tblpY="223"/>
+        <w:tblW w:w="0" w:type="auto"/>
+        <w:tblLook w:val="01E0" w:firstRow="1" w:lastRow="1" w:firstColumn="1" w:lastColumn="1" w:noHBand="0" w:noVBand="0"/>
+      </w:tblPr>
+      <w:tblGrid>
+        <w:gridCol w:w="4248"/>
+        <w:gridCol w:w="5940"/>
+      </w:tblGrid>
+      <w:tr>
+        <w:tc>
+          <w:tcPr>
+            <w:tcW w:w="4248" w:type="dxa"/>
+          </w:tcPr>
+          <w:p>
+            <w:pPr>
+              <w:spacing w:beforeLines="40" w:before="96" w:afterLines="20" w:after="48" w:line="240" w:lineRule="auto"/>
+              <w:jc w:val="center"/>
+              <w:rPr>
+                <w:b/>
+              </w:rPr>
+            </w:pPr>
+          </w:p>
+        </w:tc>
+        <w:tc>
+          <w:tcPr>
+            <w:tcW w:w="5940" w:type="dxa"/>
+          </w:tcPr>
+          <w:p>
+            <w:pPr>
+              <w:spacing w:beforeLines="40" w:before="96" w:afterLines="20" w:after="48" w:line="240" w:lineRule="auto"/>
+              <w:rPr>
+                <w:b/>
+              </w:rPr>
+            </w:pPr>
+            <w:r>
+              <w:rPr>
+                <w:b/>
+              </w:rPr>
+              <w:t xml:space="preserve">                                    </w:t>
+            </w:r>
+            <w:r>
+              <w:rPr>
+                <w:b/>
+              </w:rPr>
+              <w:t>VETERİNER HEKİM</w:t>
+            </w:r>
+          </w:p>
+          <w:p>
+            <w:pPr>
+              <w:spacing w:beforeLines="40" w:before="96" w:afterLines="20" w:after="48" w:line="240" w:lineRule="auto"/>
+              <w:rPr>
+                <w:b/>
+              </w:rPr>
+            </w:pPr>
+            <w:r>
+              <w:rPr>
+                <w:b/>
+              </w:rPr>
+              <w:t xml:space="preserve">                                </w:t>
+            </w:r>
+            <w:r>
+              <w:rPr>
+                <w:b/>
+              </w:rPr>
+              <w:t xml:space="preserve">     ALİ OSMAN DERE</w:t>
+            </w:r>
+          </w:p>
+          <w:p>
+            <w:pPr>
+              <w:spacing w:beforeLines="40" w:before="96" w:afterLines="20" w:after="48" w:line="240" w:lineRule="auto"/>
+              <w:jc w:val="center"/>
+              <w:rPr>
+                <w:b/>
+              </w:rPr>
+            </w:pPr>
+            <w:r>
+              <w:rPr>
+                <w:noProof/>
+              </w:rPr>
+              <w:drawing>
+                <wp:inline distT="0" distB="0" distL="0" distR="0" wp14:anchorId="7AF03B4F" wp14:editId="6D204EF7">
+                  <wp:extent cx="1600200" cy="706120"/>
+                  <wp:effectExtent l="0" t="0" r="0" b="0"/>
+                  <wp:docPr id="1" name="Resim 1"/>
+                  <wp:cNvGraphicFramePr>
+                    <a:graphicFrameLocks xmlns:a="http://schemas.openxmlformats.org/drawingml/2006/main"/>
+                  </wp:cNvGraphicFramePr>
+                  <a:graphic xmlns:a="http://schemas.openxmlformats.org/drawingml/2006/main">
+                    <a:graphicData uri="http://schemas.openxmlformats.org/drawingml/2006/picture">
+                      <pic:pic xmlns:pic="http://schemas.openxmlformats.org/drawingml/2006/picture">
+                        <pic:nvPicPr>
+                          <pic:cNvPr id="0" name=" 1"/>
+                          <pic:cNvPicPr>
+                            <a:picLocks/>
+                          </pic:cNvPicPr>
+                        </pic:nvPicPr>
+                        <pic:blipFill>
+                          <a:blip r:embed="rId8" cstate="print">
+                            <a:extLst>
+                              <a:ext uri="{28A0092B-C50C-407E-A947-70E740481C1C}">
+                                <a14:useLocalDpi xmlns:a14="http://schemas.microsoft.com/office/drawing/2010/main" val="0"/>
+                              </a:ext>
+                            </a:extLst>
+                          </a:blip>
+                          <a:srcRect/>
+                          <a:stretch>
+                            <a:fillRect/>
+                          </a:stretch>
+                        </pic:blipFill>
+                        <pic:spPr bwMode="auto">
+                          <a:xfrm>
+                            <a:off x="0" y="0"/>
+                            <a:ext cx="1600200" cy="706120"/>
+                          </a:xfrm>
+                          <a:prstGeom prst="rect">
+                            <a:avLst/>
+                          </a:prstGeom>
+                          <a:noFill/>
+                          <a:ln>
+                            <a:noFill/>
+                          </a:ln>
+                        </pic:spPr>
+                      </pic:pic>
+                    </a:graphicData>
+                  </a:graphic>
+                </wp:inline>
+              </w:drawing>
+            </w:r>
+          </w:p>
+        </w:tc>
+      </w:tr>
+    </w:tbl>
     <w:p>
-      <w:r>
-        <w:t>{{KESIM_TARIHI}}</w:t>
-      </w:r>
-    </w:p>
-    <w:p>
-      <w:r>
-        <w:t>{{MAXIBAN_BAS}}</w:t>
-      </w:r>
-    </w:p>
-    <w:p>
-      <w:r>
-        <w:t>{{MAXIBAN_BIT}}</w:t>
-      </w:r>
-    </w:p>
-    <w:p>
-      <w:r>
-        <w:t>{{MONTEBAN_BAS}}</w:t>
-      </w:r>
-    </w:p>
-    <w:p>
-      <w:r>
-        <w:t>{{MONTEBAN_BIT}}</w:t>
-      </w:r>
-    </w:p>
-    <w:p>
-      <w:r>
-        <w:t>{{VAR_CLONE_TARIH}}</w:t>
-      </w:r>
+      <w:pPr>
+        <w:spacing w:beforeLines="40" w:before="96" w:afterLines="20" w:after="48"/>
+        <w:rPr>
+          <w:b/>
+          <w:i/>
+          <w:strike/>
+          <w:sz w:val="24"/>
+          <w:szCs w:val="24"/>
+          <w:u w:val="single"/>
+        </w:rPr>
+      </w:pPr>
     </w:p>
     <w:sectPr>
+      <w:headerReference w:type="default" r:id="rId9"/>
       <w:pgSz w:w="11906" w:h="16838"/>
-      <w:pgMar w:top="1417" w:right="1417" w:bottom="1417" w:left="1417" w:header="708" w:footer="708" w:gutter="0"/>
+      <w:pgMar w:top="851" w:right="851" w:bottom="851" w:left="851" w:header="709" w:footer="709" w:gutter="0"/>
       <w:cols w:space="708"/>
       <w:docGrid w:linePitch="360"/>
     </w:sectPr>
@@ -52,24 +1683,460 @@
 </w:document>
 </file>
 
+<file path=word/endnotes.xml><?xml version="1.0" encoding="utf-8"?>
+<w:endnotes xmlns:wpc="http://schemas.microsoft.com/office/word/2010/wordprocessingCanvas" xmlns:cx="http://schemas.microsoft.com/office/drawing/2014/chartex" xmlns:cx1="http://schemas.microsoft.com/office/drawing/2015/9/8/chartex" xmlns:cx2="http://schemas.microsoft.com/office/drawing/2015/10/21/chartex" xmlns:cx3="http://schemas.microsoft.com/office/drawing/2016/5/9/chartex" xmlns:cx4="http://schemas.microsoft.com/office/drawing/2016/5/10/chartex" xmlns:cx5="http://schemas.microsoft.com/office/drawing/2016/5/11/chartex" xmlns:cx6="http://schemas.microsoft.com/office/drawing/2016/5/12/chartex" xmlns:cx7="http://schemas.microsoft.com/office/drawing/2016/5/13/chartex" xmlns:cx8="http://schemas.microsoft.com/office/drawing/2016/5/14/chartex" xmlns:mc="http://schemas.openxmlformats.org/markup-compatibility/2006" xmlns:aink="http://schemas.microsoft.com/office/drawing/2016/ink" xmlns:am3d="http://schemas.microsoft.com/office/drawing/2017/model3d" xmlns:o="urn:schemas-microsoft-com:office:office" xmlns:oel="http://schemas.microsoft.com/office/2019/extlst" xmlns:r="http://schemas.openxmlformats.org/officeDocument/2006/relationships" xmlns:m="http://schemas.openxmlformats.org/officeDocument/2006/math" xmlns:v="urn:schemas-microsoft-com:vml" xmlns:wp14="http://schemas.microsoft.com/office/word/2010/wordprocessingDrawing" xmlns:wp="http://schemas.openxmlformats.org/drawingml/2006/wordprocessingDrawing" xmlns:w10="urn:schemas-microsoft-com:office:word" xmlns:w="http://schemas.openxmlformats.org/wordprocessingml/2006/main" xmlns:w14="http://schemas.microsoft.com/office/word/2010/wordml" xmlns:w15="http://schemas.microsoft.com/office/word/2012/wordml" xmlns:w16cex="http://schemas.microsoft.com/office/word/2018/wordml/cex" xmlns:w16cid="http://schemas.microsoft.com/office/word/2016/wordml/cid" xmlns:w16="http://schemas.microsoft.com/office/word/2018/wordml" xmlns:w16du="http://schemas.microsoft.com/office/word/2023/wordml/word16du" xmlns:w16sdtdh="http://schemas.microsoft.com/office/word/2020/wordml/sdtdatahash" xmlns:w16sdtfl="http://schemas.microsoft.com/office/word/2024/wordml/sdtformatlock" xmlns:w16se="http://schemas.microsoft.com/office/word/2015/wordml/symex" xmlns:wpg="http://schemas.microsoft.com/office/word/2010/wordprocessingGroup" xmlns:wpi="http://schemas.microsoft.com/office/word/2010/wordprocessingInk" xmlns:wne="http://schemas.microsoft.com/office/word/2006/wordml" xmlns:wps="http://schemas.microsoft.com/office/word/2010/wordprocessingShape" mc:Ignorable="w14 w15 w16se w16cid w16 w16cex w16sdtdh w16sdtfl w16du wp14">
+  <w:endnote w:type="separator" w:id="-1">
+    <w:p>
+      <w:pPr>
+        <w:spacing w:after="0" w:line="240" w:lineRule="auto"/>
+      </w:pPr>
+      <w:r>
+        <w:separator/>
+      </w:r>
+    </w:p>
+  </w:endnote>
+  <w:endnote w:type="continuationSeparator" w:id="0">
+    <w:p>
+      <w:pPr>
+        <w:spacing w:after="0" w:line="240" w:lineRule="auto"/>
+      </w:pPr>
+      <w:r>
+        <w:continuationSeparator/>
+      </w:r>
+    </w:p>
+  </w:endnote>
+</w:endnotes>
+</file>
+
+<file path=word/footnotes.xml><?xml version="1.0" encoding="utf-8"?>
+<w:footnotes xmlns:wpc="http://schemas.microsoft.com/office/word/2010/wordprocessingCanvas" xmlns:cx="http://schemas.microsoft.com/office/drawing/2014/chartex" xmlns:cx1="http://schemas.microsoft.com/office/drawing/2015/9/8/chartex" xmlns:cx2="http://schemas.microsoft.com/office/drawing/2015/10/21/chartex" xmlns:cx3="http://schemas.microsoft.com/office/drawing/2016/5/9/chartex" xmlns:cx4="http://schemas.microsoft.com/office/drawing/2016/5/10/chartex" xmlns:cx5="http://schemas.microsoft.com/office/drawing/2016/5/11/chartex" xmlns:cx6="http://schemas.microsoft.com/office/drawing/2016/5/12/chartex" xmlns:cx7="http://schemas.microsoft.com/office/drawing/2016/5/13/chartex" xmlns:cx8="http://schemas.microsoft.com/office/drawing/2016/5/14/chartex" xmlns:mc="http://schemas.openxmlformats.org/markup-compatibility/2006" xmlns:aink="http://schemas.microsoft.com/office/drawing/2016/ink" xmlns:am3d="http://schemas.microsoft.com/office/drawing/2017/model3d" xmlns:o="urn:schemas-microsoft-com:office:office" xmlns:oel="http://schemas.microsoft.com/office/2019/extlst" xmlns:r="http://schemas.openxmlformats.org/officeDocument/2006/relationships" xmlns:m="http://schemas.openxmlformats.org/officeDocument/2006/math" xmlns:v="urn:schemas-microsoft-com:vml" xmlns:wp14="http://schemas.microsoft.com/office/word/2010/wordprocessingDrawing" xmlns:wp="http://schemas.openxmlformats.org/drawingml/2006/wordprocessingDrawing" xmlns:w10="urn:schemas-microsoft-com:office:word" xmlns:w="http://schemas.openxmlformats.org/wordprocessingml/2006/main" xmlns:w14="http://schemas.microsoft.com/office/word/2010/wordml" xmlns:w15="http://schemas.microsoft.com/office/word/2012/wordml" xmlns:w16cex="http://schemas.microsoft.com/office/word/2018/wordml/cex" xmlns:w16cid="http://schemas.microsoft.com/office/word/2016/wordml/cid" xmlns:w16="http://schemas.microsoft.com/office/word/2018/wordml" xmlns:w16du="http://schemas.microsoft.com/office/word/2023/wordml/word16du" xmlns:w16sdtdh="http://schemas.microsoft.com/office/word/2020/wordml/sdtdatahash" xmlns:w16sdtfl="http://schemas.microsoft.com/office/word/2024/wordml/sdtformatlock" xmlns:w16se="http://schemas.microsoft.com/office/word/2015/wordml/symex" xmlns:wpg="http://schemas.microsoft.com/office/word/2010/wordprocessingGroup" xmlns:wpi="http://schemas.microsoft.com/office/word/2010/wordprocessingInk" xmlns:wne="http://schemas.microsoft.com/office/word/2006/wordml" xmlns:wps="http://schemas.microsoft.com/office/word/2010/wordprocessingShape" mc:Ignorable="w14 w15 w16se w16cid w16 w16cex w16sdtdh w16sdtfl w16du wp14">
+  <w:footnote w:type="separator" w:id="-1">
+    <w:p>
+      <w:pPr>
+        <w:spacing w:after="0" w:line="240" w:lineRule="auto"/>
+      </w:pPr>
+      <w:r>
+        <w:separator/>
+      </w:r>
+    </w:p>
+  </w:footnote>
+  <w:footnote w:type="continuationSeparator" w:id="0">
+    <w:p>
+      <w:pPr>
+        <w:spacing w:after="0" w:line="240" w:lineRule="auto"/>
+      </w:pPr>
+      <w:r>
+        <w:continuationSeparator/>
+      </w:r>
+    </w:p>
+  </w:footnote>
+</w:footnotes>
+</file>
+
+<file path=word/header1.xml><?xml version="1.0" encoding="utf-8"?>
+<w:hdr xmlns:wpc="http://schemas.microsoft.com/office/word/2010/wordprocessingCanvas" xmlns:cx="http://schemas.microsoft.com/office/drawing/2014/chartex" xmlns:cx1="http://schemas.microsoft.com/office/drawing/2015/9/8/chartex" xmlns:cx2="http://schemas.microsoft.com/office/drawing/2015/10/21/chartex" xmlns:cx3="http://schemas.microsoft.com/office/drawing/2016/5/9/chartex" xmlns:cx4="http://schemas.microsoft.com/office/drawing/2016/5/10/chartex" xmlns:cx5="http://schemas.microsoft.com/office/drawing/2016/5/11/chartex" xmlns:cx6="http://schemas.microsoft.com/office/drawing/2016/5/12/chartex" xmlns:cx7="http://schemas.microsoft.com/office/drawing/2016/5/13/chartex" xmlns:cx8="http://schemas.microsoft.com/office/drawing/2016/5/14/chartex" xmlns:mc="http://schemas.openxmlformats.org/markup-compatibility/2006" xmlns:aink="http://schemas.microsoft.com/office/drawing/2016/ink" xmlns:am3d="http://schemas.microsoft.com/office/drawing/2017/model3d" xmlns:o="urn:schemas-microsoft-com:office:office" xmlns:oel="http://schemas.microsoft.com/office/2019/extlst" xmlns:r="http://schemas.openxmlformats.org/officeDocument/2006/relationships" xmlns:m="http://schemas.openxmlformats.org/officeDocument/2006/math" xmlns:v="urn:schemas-microsoft-com:vml" xmlns:wp14="http://schemas.microsoft.com/office/word/2010/wordprocessingDrawing" xmlns:wp="http://schemas.openxmlformats.org/drawingml/2006/wordprocessingDrawing" xmlns:w10="urn:schemas-microsoft-com:office:word" xmlns:w="http://schemas.openxmlformats.org/wordprocessingml/2006/main" xmlns:w14="http://schemas.microsoft.com/office/word/2010/wordml" xmlns:w15="http://schemas.microsoft.com/office/word/2012/wordml" xmlns:w16cex="http://schemas.microsoft.com/office/word/2018/wordml/cex" xmlns:w16cid="http://schemas.microsoft.com/office/word/2016/wordml/cid" xmlns:w16="http://schemas.microsoft.com/office/word/2018/wordml" xmlns:w16du="http://schemas.microsoft.com/office/word/2023/wordml/word16du" xmlns:w16sdtdh="http://schemas.microsoft.com/office/word/2020/wordml/sdtdatahash" xmlns:w16sdtfl="http://schemas.microsoft.com/office/word/2024/wordml/sdtformatlock" xmlns:w16se="http://schemas.microsoft.com/office/word/2015/wordml/symex" xmlns:wpg="http://schemas.microsoft.com/office/word/2010/wordprocessingGroup" xmlns:wpi="http://schemas.microsoft.com/office/word/2010/wordprocessingInk" xmlns:wne="http://schemas.microsoft.com/office/word/2006/wordml" xmlns:wps="http://schemas.microsoft.com/office/word/2010/wordprocessingShape" mc:Ignorable="w14 w15 w16se w16cid w16 w16cex w16sdtdh w16sdtfl w16du wp14">
+  <w:p>
+    <w:pPr>
+      <w:pStyle w:val="stbilgi"/>
+      <w:rPr>
+        <w:sz w:val="24"/>
+        <w:szCs w:val="24"/>
+      </w:rPr>
+    </w:pPr>
+    <w:r>
+      <w:rPr>
+        <w:sz w:val="32"/>
+        <w:szCs w:val="32"/>
+      </w:rPr>
+      <w:t xml:space="preserve">                                         </w:t>
+    </w:r>
+  </w:p>
+</w:hdr>
+</file>
+
+<file path=word/numbering.xml><?xml version="1.0" encoding="utf-8"?>
+<w:numbering xmlns:wpc="http://schemas.microsoft.com/office/word/2010/wordprocessingCanvas" xmlns:cx="http://schemas.microsoft.com/office/drawing/2014/chartex" xmlns:cx1="http://schemas.microsoft.com/office/drawing/2015/9/8/chartex" xmlns:cx2="http://schemas.microsoft.com/office/drawing/2015/10/21/chartex" xmlns:cx3="http://schemas.microsoft.com/office/drawing/2016/5/9/chartex" xmlns:cx4="http://schemas.microsoft.com/office/drawing/2016/5/10/chartex" xmlns:cx5="http://schemas.microsoft.com/office/drawing/2016/5/11/chartex" xmlns:cx6="http://schemas.microsoft.com/office/drawing/2016/5/12/chartex" xmlns:cx7="http://schemas.microsoft.com/office/drawing/2016/5/13/chartex" xmlns:cx8="http://schemas.microsoft.com/office/drawing/2016/5/14/chartex" xmlns:mc="http://schemas.openxmlformats.org/markup-compatibility/2006" xmlns:aink="http://schemas.microsoft.com/office/drawing/2016/ink" xmlns:am3d="http://schemas.microsoft.com/office/drawing/2017/model3d" xmlns:o="urn:schemas-microsoft-com:office:office" xmlns:oel="http://schemas.microsoft.com/office/2019/extlst" xmlns:r="http://schemas.openxmlformats.org/officeDocument/2006/relationships" xmlns:m="http://schemas.openxmlformats.org/officeDocument/2006/math" xmlns:v="urn:schemas-microsoft-com:vml" xmlns:wp14="http://schemas.microsoft.com/office/word/2010/wordprocessingDrawing" xmlns:wp="http://schemas.openxmlformats.org/drawingml/2006/wordprocessingDrawing" xmlns:w10="urn:schemas-microsoft-com:office:word" xmlns:w="http://schemas.openxmlformats.org/wordprocessingml/2006/main" xmlns:w14="http://schemas.microsoft.com/office/word/2010/wordml" xmlns:w15="http://schemas.microsoft.com/office/word/2012/wordml" xmlns:w16cex="http://schemas.microsoft.com/office/word/2018/wordml/cex" xmlns:w16cid="http://schemas.microsoft.com/office/word/2016/wordml/cid" xmlns:w16="http://schemas.microsoft.com/office/word/2018/wordml" xmlns:w16du="http://schemas.microsoft.com/office/word/2023/wordml/word16du" xmlns:w16sdtdh="http://schemas.microsoft.com/office/word/2020/wordml/sdtdatahash" xmlns:w16sdtfl="http://schemas.microsoft.com/office/word/2024/wordml/sdtformatlock" xmlns:w16se="http://schemas.microsoft.com/office/word/2015/wordml/symex" xmlns:wpg="http://schemas.microsoft.com/office/word/2010/wordprocessingGroup" xmlns:wpi="http://schemas.microsoft.com/office/word/2010/wordprocessingInk" xmlns:wne="http://schemas.microsoft.com/office/word/2006/wordml" xmlns:wps="http://schemas.microsoft.com/office/word/2010/wordprocessingShape" mc:Ignorable="w14 w15 w16se w16cid w16 w16cex w16sdtdh w16sdtfl w16du wp14">
+  <w:abstractNum w:abstractNumId="0" w15:restartNumberingAfterBreak="0">
+    <w:nsid w:val="041E2AD7"/>
+    <w:multiLevelType w:val="hybridMultilevel"/>
+    <w:tmpl w:val="B26A2052"/>
+    <w:lvl w:ilvl="0" w:tplc="041F0015">
+      <w:start w:val="1"/>
+      <w:numFmt w:val="upperLetter"/>
+      <w:lvlText w:val="%1."/>
+      <w:lvlJc w:val="left"/>
+      <w:pPr>
+        <w:ind w:left="720" w:hanging="360"/>
+      </w:pPr>
+      <w:rPr>
+        <w:rFonts w:hint="default"/>
+      </w:rPr>
+    </w:lvl>
+    <w:lvl w:ilvl="1" w:tplc="041F0019" w:tentative="1">
+      <w:start w:val="1"/>
+      <w:numFmt w:val="lowerLetter"/>
+      <w:lvlText w:val="%2."/>
+      <w:lvlJc w:val="left"/>
+      <w:pPr>
+        <w:ind w:left="1440" w:hanging="360"/>
+      </w:pPr>
+    </w:lvl>
+    <w:lvl w:ilvl="2" w:tplc="041F001B" w:tentative="1">
+      <w:start w:val="1"/>
+      <w:numFmt w:val="lowerRoman"/>
+      <w:lvlText w:val="%3."/>
+      <w:lvlJc w:val="right"/>
+      <w:pPr>
+        <w:ind w:left="2160" w:hanging="180"/>
+      </w:pPr>
+    </w:lvl>
+    <w:lvl w:ilvl="3" w:tplc="041F000F" w:tentative="1">
+      <w:start w:val="1"/>
+      <w:numFmt w:val="decimal"/>
+      <w:lvlText w:val="%4."/>
+      <w:lvlJc w:val="left"/>
+      <w:pPr>
+        <w:ind w:left="2880" w:hanging="360"/>
+      </w:pPr>
+    </w:lvl>
+    <w:lvl w:ilvl="4" w:tplc="041F0019" w:tentative="1">
+      <w:start w:val="1"/>
+      <w:numFmt w:val="lowerLetter"/>
+      <w:lvlText w:val="%5."/>
+      <w:lvlJc w:val="left"/>
+      <w:pPr>
+        <w:ind w:left="3600" w:hanging="360"/>
+      </w:pPr>
+    </w:lvl>
+    <w:lvl w:ilvl="5" w:tplc="041F001B" w:tentative="1">
+      <w:start w:val="1"/>
+      <w:numFmt w:val="lowerRoman"/>
+      <w:lvlText w:val="%6."/>
+      <w:lvlJc w:val="right"/>
+      <w:pPr>
+        <w:ind w:left="4320" w:hanging="180"/>
+      </w:pPr>
+    </w:lvl>
+    <w:lvl w:ilvl="6" w:tplc="041F000F" w:tentative="1">
+      <w:start w:val="1"/>
+      <w:numFmt w:val="decimal"/>
+      <w:lvlText w:val="%7."/>
+      <w:lvlJc w:val="left"/>
+      <w:pPr>
+        <w:ind w:left="5040" w:hanging="360"/>
+      </w:pPr>
+    </w:lvl>
+    <w:lvl w:ilvl="7" w:tplc="041F0019" w:tentative="1">
+      <w:start w:val="1"/>
+      <w:numFmt w:val="lowerLetter"/>
+      <w:lvlText w:val="%8."/>
+      <w:lvlJc w:val="left"/>
+      <w:pPr>
+        <w:ind w:left="5760" w:hanging="360"/>
+      </w:pPr>
+    </w:lvl>
+    <w:lvl w:ilvl="8" w:tplc="041F001B" w:tentative="1">
+      <w:start w:val="1"/>
+      <w:numFmt w:val="lowerRoman"/>
+      <w:lvlText w:val="%9."/>
+      <w:lvlJc w:val="right"/>
+      <w:pPr>
+        <w:ind w:left="6480" w:hanging="180"/>
+      </w:pPr>
+    </w:lvl>
+  </w:abstractNum>
+  <w:abstractNum w:abstractNumId="1" w15:restartNumberingAfterBreak="0">
+    <w:nsid w:val="14B045D3"/>
+    <w:multiLevelType w:val="hybridMultilevel"/>
+    <w:tmpl w:val="BD3A0782"/>
+    <w:lvl w:ilvl="0" w:tplc="041F0015">
+      <w:start w:val="1"/>
+      <w:numFmt w:val="upperLetter"/>
+      <w:lvlText w:val="%1."/>
+      <w:lvlJc w:val="left"/>
+      <w:pPr>
+        <w:ind w:left="720" w:hanging="360"/>
+      </w:pPr>
+      <w:rPr>
+        <w:rFonts w:hint="default"/>
+      </w:rPr>
+    </w:lvl>
+    <w:lvl w:ilvl="1" w:tplc="041F0019" w:tentative="1">
+      <w:start w:val="1"/>
+      <w:numFmt w:val="lowerLetter"/>
+      <w:lvlText w:val="%2."/>
+      <w:lvlJc w:val="left"/>
+      <w:pPr>
+        <w:ind w:left="1440" w:hanging="360"/>
+      </w:pPr>
+    </w:lvl>
+    <w:lvl w:ilvl="2" w:tplc="041F001B" w:tentative="1">
+      <w:start w:val="1"/>
+      <w:numFmt w:val="lowerRoman"/>
+      <w:lvlText w:val="%3."/>
+      <w:lvlJc w:val="right"/>
+      <w:pPr>
+        <w:ind w:left="2160" w:hanging="180"/>
+      </w:pPr>
+    </w:lvl>
+    <w:lvl w:ilvl="3" w:tplc="041F000F" w:tentative="1">
+      <w:start w:val="1"/>
+      <w:numFmt w:val="decimal"/>
+      <w:lvlText w:val="%4."/>
+      <w:lvlJc w:val="left"/>
+      <w:pPr>
+        <w:ind w:left="2880" w:hanging="360"/>
+      </w:pPr>
+    </w:lvl>
+    <w:lvl w:ilvl="4" w:tplc="041F0019" w:tentative="1">
+      <w:start w:val="1"/>
+      <w:numFmt w:val="lowerLetter"/>
+      <w:lvlText w:val="%5."/>
+      <w:lvlJc w:val="left"/>
+      <w:pPr>
+        <w:ind w:left="3600" w:hanging="360"/>
+      </w:pPr>
+    </w:lvl>
+    <w:lvl w:ilvl="5" w:tplc="041F001B" w:tentative="1">
+      <w:start w:val="1"/>
+      <w:numFmt w:val="lowerRoman"/>
+      <w:lvlText w:val="%6."/>
+      <w:lvlJc w:val="right"/>
+      <w:pPr>
+        <w:ind w:left="4320" w:hanging="180"/>
+      </w:pPr>
+    </w:lvl>
+    <w:lvl w:ilvl="6" w:tplc="041F000F" w:tentative="1">
+      <w:start w:val="1"/>
+      <w:numFmt w:val="decimal"/>
+      <w:lvlText w:val="%7."/>
+      <w:lvlJc w:val="left"/>
+      <w:pPr>
+        <w:ind w:left="5040" w:hanging="360"/>
+      </w:pPr>
+    </w:lvl>
+    <w:lvl w:ilvl="7" w:tplc="041F0019" w:tentative="1">
+      <w:start w:val="1"/>
+      <w:numFmt w:val="lowerLetter"/>
+      <w:lvlText w:val="%8."/>
+      <w:lvlJc w:val="left"/>
+      <w:pPr>
+        <w:ind w:left="5760" w:hanging="360"/>
+      </w:pPr>
+    </w:lvl>
+    <w:lvl w:ilvl="8" w:tplc="041F001B" w:tentative="1">
+      <w:start w:val="1"/>
+      <w:numFmt w:val="lowerRoman"/>
+      <w:lvlText w:val="%9."/>
+      <w:lvlJc w:val="right"/>
+      <w:pPr>
+        <w:ind w:left="6480" w:hanging="180"/>
+      </w:pPr>
+    </w:lvl>
+  </w:abstractNum>
+  <w:abstractNum w:abstractNumId="2" w15:restartNumberingAfterBreak="0">
+    <w:nsid w:val="46EE6D93"/>
+    <w:multiLevelType w:val="hybridMultilevel"/>
+    <w:tmpl w:val="60D4FD42"/>
+    <w:lvl w:ilvl="0" w:tplc="041F0015">
+      <w:start w:val="1"/>
+      <w:numFmt w:val="upperLetter"/>
+      <w:lvlText w:val="%1."/>
+      <w:lvlJc w:val="left"/>
+      <w:pPr>
+        <w:ind w:left="720" w:hanging="360"/>
+      </w:pPr>
+      <w:rPr>
+        <w:rFonts w:hint="default"/>
+      </w:rPr>
+    </w:lvl>
+    <w:lvl w:ilvl="1" w:tplc="041F0019" w:tentative="1">
+      <w:start w:val="1"/>
+      <w:numFmt w:val="lowerLetter"/>
+      <w:lvlText w:val="%2."/>
+      <w:lvlJc w:val="left"/>
+      <w:pPr>
+        <w:ind w:left="1440" w:hanging="360"/>
+      </w:pPr>
+    </w:lvl>
+    <w:lvl w:ilvl="2" w:tplc="041F001B" w:tentative="1">
+      <w:start w:val="1"/>
+      <w:numFmt w:val="lowerRoman"/>
+      <w:lvlText w:val="%3."/>
+      <w:lvlJc w:val="right"/>
+      <w:pPr>
+        <w:ind w:left="2160" w:hanging="180"/>
+      </w:pPr>
+    </w:lvl>
+    <w:lvl w:ilvl="3" w:tplc="041F000F" w:tentative="1">
+      <w:start w:val="1"/>
+      <w:numFmt w:val="decimal"/>
+      <w:lvlText w:val="%4."/>
+      <w:lvlJc w:val="left"/>
+      <w:pPr>
+        <w:ind w:left="2880" w:hanging="360"/>
+      </w:pPr>
+    </w:lvl>
+    <w:lvl w:ilvl="4" w:tplc="041F0019" w:tentative="1">
+      <w:start w:val="1"/>
+      <w:numFmt w:val="lowerLetter"/>
+      <w:lvlText w:val="%5."/>
+      <w:lvlJc w:val="left"/>
+      <w:pPr>
+        <w:ind w:left="3600" w:hanging="360"/>
+      </w:pPr>
+    </w:lvl>
+    <w:lvl w:ilvl="5" w:tplc="041F001B" w:tentative="1">
+      <w:start w:val="1"/>
+      <w:numFmt w:val="lowerRoman"/>
+      <w:lvlText w:val="%6."/>
+      <w:lvlJc w:val="right"/>
+      <w:pPr>
+        <w:ind w:left="4320" w:hanging="180"/>
+      </w:pPr>
+    </w:lvl>
+    <w:lvl w:ilvl="6" w:tplc="041F000F" w:tentative="1">
+      <w:start w:val="1"/>
+      <w:numFmt w:val="decimal"/>
+      <w:lvlText w:val="%7."/>
+      <w:lvlJc w:val="left"/>
+      <w:pPr>
+        <w:ind w:left="5040" w:hanging="360"/>
+      </w:pPr>
+    </w:lvl>
+    <w:lvl w:ilvl="7" w:tplc="041F0019" w:tentative="1">
+      <w:start w:val="1"/>
+      <w:numFmt w:val="lowerLetter"/>
+      <w:lvlText w:val="%8."/>
+      <w:lvlJc w:val="left"/>
+      <w:pPr>
+        <w:ind w:left="5760" w:hanging="360"/>
+      </w:pPr>
+    </w:lvl>
+    <w:lvl w:ilvl="8" w:tplc="041F001B" w:tentative="1">
+      <w:start w:val="1"/>
+      <w:numFmt w:val="lowerRoman"/>
+      <w:lvlText w:val="%9."/>
+      <w:lvlJc w:val="right"/>
+      <w:pPr>
+        <w:ind w:left="6480" w:hanging="180"/>
+      </w:pPr>
+    </w:lvl>
+  </w:abstractNum>
+  <w:abstractNum w:abstractNumId="3" w15:restartNumberingAfterBreak="0">
+    <w:nsid w:val="63D3672F"/>
+    <w:multiLevelType w:val="hybridMultilevel"/>
+    <w:tmpl w:val="ACC0CF72"/>
+    <w:lvl w:ilvl="0" w:tplc="041F0015">
+      <w:start w:val="1"/>
+      <w:numFmt w:val="upperLetter"/>
+      <w:lvlText w:val="%1."/>
+      <w:lvlJc w:val="left"/>
+      <w:pPr>
+        <w:ind w:left="720" w:hanging="360"/>
+      </w:pPr>
+      <w:rPr>
+        <w:rFonts w:hint="default"/>
+      </w:rPr>
+    </w:lvl>
+    <w:lvl w:ilvl="1" w:tplc="041F0019" w:tentative="1">
+      <w:start w:val="1"/>
+      <w:numFmt w:val="lowerLetter"/>
+      <w:lvlText w:val="%2."/>
+      <w:lvlJc w:val="left"/>
+      <w:pPr>
+        <w:ind w:left="1440" w:hanging="360"/>
+      </w:pPr>
+    </w:lvl>
+    <w:lvl w:ilvl="2" w:tplc="041F001B" w:tentative="1">
+      <w:start w:val="1"/>
+      <w:numFmt w:val="lowerRoman"/>
+      <w:lvlText w:val="%3."/>
+      <w:lvlJc w:val="right"/>
+      <w:pPr>
+        <w:ind w:left="2160" w:hanging="180"/>
+      </w:pPr>
+    </w:lvl>
+    <w:lvl w:ilvl="3" w:tplc="041F000F" w:tentative="1">
+      <w:start w:val="1"/>
+      <w:numFmt w:val="decimal"/>
+      <w:lvlText w:val="%4."/>
+      <w:lvlJc w:val="left"/>
+      <w:pPr>
+        <w:ind w:left="2880" w:hanging="360"/>
+      </w:pPr>
+    </w:lvl>
+    <w:lvl w:ilvl="4" w:tplc="041F0019" w:tentative="1">
+      <w:start w:val="1"/>
+      <w:numFmt w:val="lowerLetter"/>
+      <w:lvlText w:val="%5."/>
+      <w:lvlJc w:val="left"/>
+      <w:pPr>
+        <w:ind w:left="3600" w:hanging="360"/>
+      </w:pPr>
+    </w:lvl>
+    <w:lvl w:ilvl="5" w:tplc="041F001B" w:tentative="1">
+      <w:start w:val="1"/>
+      <w:numFmt w:val="lowerRoman"/>
+      <w:lvlText w:val="%6."/>
+      <w:lvlJc w:val="right"/>
+      <w:pPr>
+        <w:ind w:left="4320" w:hanging="180"/>
+      </w:pPr>
+    </w:lvl>
+    <w:lvl w:ilvl="6" w:tplc="041F000F" w:tentative="1">
+      <w:start w:val="1"/>
+      <w:numFmt w:val="decimal"/>
+      <w:lvlText w:val="%7."/>
+      <w:lvlJc w:val="left"/>
+      <w:pPr>
+        <w:ind w:left="5040" w:hanging="360"/>
+      </w:pPr>
+    </w:lvl>
+    <w:lvl w:ilvl="7" w:tplc="041F0019" w:tentative="1">
+      <w:start w:val="1"/>
+      <w:numFmt w:val="lowerLetter"/>
+      <w:lvlText w:val="%8."/>
+      <w:lvlJc w:val="left"/>
+      <w:pPr>
+        <w:ind w:left="5760" w:hanging="360"/>
+      </w:pPr>
+    </w:lvl>
+    <w:lvl w:ilvl="8" w:tplc="041F001B" w:tentative="1">
+      <w:start w:val="1"/>
+      <w:numFmt w:val="lowerRoman"/>
+      <w:lvlText w:val="%9."/>
+      <w:lvlJc w:val="right"/>
+      <w:pPr>
+        <w:ind w:left="6480" w:hanging="180"/>
+      </w:pPr>
+    </w:lvl>
+  </w:abstractNum>
+  <w:num w:numId="1" w16cid:durableId="1435517933">
+    <w:abstractNumId w:val="1"/>
+  </w:num>
+  <w:num w:numId="2" w16cid:durableId="594441922">
+    <w:abstractNumId w:val="0"/>
+  </w:num>
+  <w:num w:numId="3" w16cid:durableId="1346516700">
+    <w:abstractNumId w:val="3"/>
+  </w:num>
+  <w:num w:numId="4" w16cid:durableId="1100564427">
+    <w:abstractNumId w:val="2"/>
+  </w:num>
+</w:numbering>
+</file>
+
 <file path=word/styles.xml><?xml version="1.0" encoding="utf-8"?>
 <w:styles xmlns:mc="http://schemas.openxmlformats.org/markup-compatibility/2006" xmlns:r="http://schemas.openxmlformats.org/officeDocument/2006/relationships" xmlns:w="http://schemas.openxmlformats.org/wordprocessingml/2006/main" xmlns:w14="http://schemas.microsoft.com/office/word/2010/wordml" xmlns:w15="http://schemas.microsoft.com/office/word/2012/wordml" xmlns:w16cex="http://schemas.microsoft.com/office/word/2018/wordml/cex" xmlns:w16cid="http://schemas.microsoft.com/office/word/2016/wordml/cid" xmlns:w16="http://schemas.microsoft.com/office/word/2018/wordml" xmlns:w16du="http://schemas.microsoft.com/office/word/2023/wordml/word16du" xmlns:w16sdtdh="http://schemas.microsoft.com/office/word/2020/wordml/sdtdatahash" xmlns:w16sdtfl="http://schemas.microsoft.com/office/word/2024/wordml/sdtformatlock" xmlns:w16se="http://schemas.microsoft.com/office/word/2015/wordml/symex" mc:Ignorable="w14 w15 w16se w16cid w16 w16cex w16sdtdh w16sdtfl w16du">
   <w:docDefaults>
     <w:rPrDefault>
       <w:rPr>
-        <w:rFonts w:asciiTheme="minorHAnsi" w:eastAsiaTheme="minorHAnsi" w:hAnsiTheme="minorHAnsi" w:cstheme="minorBidi"/>
-        <w:kern w:val="2"/>
-        <w:sz w:val="24"/>
-        <w:szCs w:val="24"/>
-        <w:lang w:val="tr-TR" w:eastAsia="en-US" w:bidi="ar-SA"/>
-        <w14:ligatures w14:val="standardContextual"/>
+        <w:rFonts w:ascii="Calibri" w:eastAsia="Calibri" w:hAnsi="Calibri" w:cs="Times New Roman"/>
+        <w:lang w:val="tr-TR" w:eastAsia="tr-TR" w:bidi="ar-SA"/>
       </w:rPr>
     </w:rPrDefault>
-    <w:pPrDefault>
-      <w:pPr>
-        <w:spacing w:after="160" w:line="278" w:lineRule="auto"/>
-      </w:pPr>
-    </w:pPrDefault>
+    <w:pPrDefault/>
   </w:docDefaults>
   <w:latentStyles w:defLockedState="0" w:defUIPriority="99" w:defSemiHidden="0" w:defUnhideWhenUsed="0" w:defQFormat="0" w:count="376">
     <w:lsdException w:name="Normal" w:uiPriority="0" w:qFormat="1"/>
@@ -226,7 +2293,7 @@
     <w:lsdException w:name="Table Web 2" w:semiHidden="1" w:unhideWhenUsed="1"/>
     <w:lsdException w:name="Table Web 3" w:semiHidden="1" w:unhideWhenUsed="1"/>
     <w:lsdException w:name="Balloon Text" w:semiHidden="1" w:unhideWhenUsed="1"/>
-    <w:lsdException w:name="Table Grid" w:uiPriority="39"/>
+    <w:lsdException w:name="Table Grid" w:uiPriority="59"/>
     <w:lsdException w:name="Table Theme" w:semiHidden="1" w:unhideWhenUsed="1"/>
     <w:lsdException w:name="Placeholder Text" w:semiHidden="1"/>
     <w:lsdException w:name="No Spacing" w:uiPriority="1" w:qFormat="1"/>
@@ -452,204 +2519,14 @@
   <w:style w:type="paragraph" w:default="1" w:styleId="Normal">
     <w:name w:val="Normal"/>
     <w:qFormat/>
-  </w:style>
-  <w:style w:type="paragraph" w:styleId="Balk1">
-    <w:name w:val="heading 1"/>
-    <w:basedOn w:val="Normal"/>
-    <w:next w:val="Normal"/>
-    <w:link w:val="Balk1Char"/>
-    <w:uiPriority w:val="9"/>
-    <w:qFormat/>
-    <w:rsid w:val="009F705A"/>
+    <w:rsid w:val="00D06AB8"/>
     <w:pPr>
-      <w:keepNext/>
-      <w:keepLines/>
-      <w:spacing w:before="360" w:after="80"/>
-      <w:outlineLvl w:val="0"/>
+      <w:spacing w:after="200" w:line="276" w:lineRule="auto"/>
     </w:pPr>
     <w:rPr>
-      <w:rFonts w:asciiTheme="majorHAnsi" w:eastAsiaTheme="majorEastAsia" w:hAnsiTheme="majorHAnsi" w:cstheme="majorBidi"/>
-      <w:color w:val="0F4761" w:themeColor="accent1" w:themeShade="BF"/>
-      <w:sz w:val="40"/>
-      <w:szCs w:val="40"/>
-    </w:rPr>
-  </w:style>
-  <w:style w:type="paragraph" w:styleId="Balk2">
-    <w:name w:val="heading 2"/>
-    <w:basedOn w:val="Normal"/>
-    <w:next w:val="Normal"/>
-    <w:link w:val="Balk2Char"/>
-    <w:uiPriority w:val="9"/>
-    <w:semiHidden/>
-    <w:unhideWhenUsed/>
-    <w:qFormat/>
-    <w:rsid w:val="009F705A"/>
-    <w:pPr>
-      <w:keepNext/>
-      <w:keepLines/>
-      <w:spacing w:before="160" w:after="80"/>
-      <w:outlineLvl w:val="1"/>
-    </w:pPr>
-    <w:rPr>
-      <w:rFonts w:asciiTheme="majorHAnsi" w:eastAsiaTheme="majorEastAsia" w:hAnsiTheme="majorHAnsi" w:cstheme="majorBidi"/>
-      <w:color w:val="0F4761" w:themeColor="accent1" w:themeShade="BF"/>
-      <w:sz w:val="32"/>
-      <w:szCs w:val="32"/>
-    </w:rPr>
-  </w:style>
-  <w:style w:type="paragraph" w:styleId="Balk3">
-    <w:name w:val="heading 3"/>
-    <w:basedOn w:val="Normal"/>
-    <w:next w:val="Normal"/>
-    <w:link w:val="Balk3Char"/>
-    <w:uiPriority w:val="9"/>
-    <w:semiHidden/>
-    <w:unhideWhenUsed/>
-    <w:qFormat/>
-    <w:rsid w:val="009F705A"/>
-    <w:pPr>
-      <w:keepNext/>
-      <w:keepLines/>
-      <w:spacing w:before="160" w:after="80"/>
-      <w:outlineLvl w:val="2"/>
-    </w:pPr>
-    <w:rPr>
-      <w:rFonts w:eastAsiaTheme="majorEastAsia" w:cstheme="majorBidi"/>
-      <w:color w:val="0F4761" w:themeColor="accent1" w:themeShade="BF"/>
-      <w:sz w:val="28"/>
-      <w:szCs w:val="28"/>
-    </w:rPr>
-  </w:style>
-  <w:style w:type="paragraph" w:styleId="Balk4">
-    <w:name w:val="heading 4"/>
-    <w:basedOn w:val="Normal"/>
-    <w:next w:val="Normal"/>
-    <w:link w:val="Balk4Char"/>
-    <w:uiPriority w:val="9"/>
-    <w:semiHidden/>
-    <w:unhideWhenUsed/>
-    <w:qFormat/>
-    <w:rsid w:val="009F705A"/>
-    <w:pPr>
-      <w:keepNext/>
-      <w:keepLines/>
-      <w:spacing w:before="80" w:after="40"/>
-      <w:outlineLvl w:val="3"/>
-    </w:pPr>
-    <w:rPr>
-      <w:rFonts w:eastAsiaTheme="majorEastAsia" w:cstheme="majorBidi"/>
-      <w:i/>
-      <w:iCs/>
-      <w:color w:val="0F4761" w:themeColor="accent1" w:themeShade="BF"/>
-    </w:rPr>
-  </w:style>
-  <w:style w:type="paragraph" w:styleId="Balk5">
-    <w:name w:val="heading 5"/>
-    <w:basedOn w:val="Normal"/>
-    <w:next w:val="Normal"/>
-    <w:link w:val="Balk5Char"/>
-    <w:uiPriority w:val="9"/>
-    <w:semiHidden/>
-    <w:unhideWhenUsed/>
-    <w:qFormat/>
-    <w:rsid w:val="009F705A"/>
-    <w:pPr>
-      <w:keepNext/>
-      <w:keepLines/>
-      <w:spacing w:before="80" w:after="40"/>
-      <w:outlineLvl w:val="4"/>
-    </w:pPr>
-    <w:rPr>
-      <w:rFonts w:eastAsiaTheme="majorEastAsia" w:cstheme="majorBidi"/>
-      <w:color w:val="0F4761" w:themeColor="accent1" w:themeShade="BF"/>
-    </w:rPr>
-  </w:style>
-  <w:style w:type="paragraph" w:styleId="Balk6">
-    <w:name w:val="heading 6"/>
-    <w:basedOn w:val="Normal"/>
-    <w:next w:val="Normal"/>
-    <w:link w:val="Balk6Char"/>
-    <w:uiPriority w:val="9"/>
-    <w:semiHidden/>
-    <w:unhideWhenUsed/>
-    <w:qFormat/>
-    <w:rsid w:val="009F705A"/>
-    <w:pPr>
-      <w:keepNext/>
-      <w:keepLines/>
-      <w:spacing w:before="40" w:after="0"/>
-      <w:outlineLvl w:val="5"/>
-    </w:pPr>
-    <w:rPr>
-      <w:rFonts w:eastAsiaTheme="majorEastAsia" w:cstheme="majorBidi"/>
-      <w:i/>
-      <w:iCs/>
-      <w:color w:val="595959" w:themeColor="text1" w:themeTint="A6"/>
-    </w:rPr>
-  </w:style>
-  <w:style w:type="paragraph" w:styleId="Balk7">
-    <w:name w:val="heading 7"/>
-    <w:basedOn w:val="Normal"/>
-    <w:next w:val="Normal"/>
-    <w:link w:val="Balk7Char"/>
-    <w:uiPriority w:val="9"/>
-    <w:semiHidden/>
-    <w:unhideWhenUsed/>
-    <w:qFormat/>
-    <w:rsid w:val="009F705A"/>
-    <w:pPr>
-      <w:keepNext/>
-      <w:keepLines/>
-      <w:spacing w:before="40" w:after="0"/>
-      <w:outlineLvl w:val="6"/>
-    </w:pPr>
-    <w:rPr>
-      <w:rFonts w:eastAsiaTheme="majorEastAsia" w:cstheme="majorBidi"/>
-      <w:color w:val="595959" w:themeColor="text1" w:themeTint="A6"/>
-    </w:rPr>
-  </w:style>
-  <w:style w:type="paragraph" w:styleId="Balk8">
-    <w:name w:val="heading 8"/>
-    <w:basedOn w:val="Normal"/>
-    <w:next w:val="Normal"/>
-    <w:link w:val="Balk8Char"/>
-    <w:uiPriority w:val="9"/>
-    <w:semiHidden/>
-    <w:unhideWhenUsed/>
-    <w:qFormat/>
-    <w:rsid w:val="009F705A"/>
-    <w:pPr>
-      <w:keepNext/>
-      <w:keepLines/>
-      <w:spacing w:after="0"/>
-      <w:outlineLvl w:val="7"/>
-    </w:pPr>
-    <w:rPr>
-      <w:rFonts w:eastAsiaTheme="majorEastAsia" w:cstheme="majorBidi"/>
-      <w:i/>
-      <w:iCs/>
-      <w:color w:val="272727" w:themeColor="text1" w:themeTint="D8"/>
-    </w:rPr>
-  </w:style>
-  <w:style w:type="paragraph" w:styleId="Balk9">
-    <w:name w:val="heading 9"/>
-    <w:basedOn w:val="Normal"/>
-    <w:next w:val="Normal"/>
-    <w:link w:val="Balk9Char"/>
-    <w:uiPriority w:val="9"/>
-    <w:semiHidden/>
-    <w:unhideWhenUsed/>
-    <w:qFormat/>
-    <w:rsid w:val="009F705A"/>
-    <w:pPr>
-      <w:keepNext/>
-      <w:keepLines/>
-      <w:spacing w:after="0"/>
-      <w:outlineLvl w:val="8"/>
-    </w:pPr>
-    <w:rPr>
-      <w:rFonts w:eastAsiaTheme="majorEastAsia" w:cstheme="majorBidi"/>
-      <w:color w:val="272727" w:themeColor="text1" w:themeTint="D8"/>
+      <w:sz w:val="22"/>
+      <w:szCs w:val="22"/>
+      <w:lang w:eastAsia="en-US"/>
     </w:rPr>
   </w:style>
   <w:style w:type="character" w:default="1" w:styleId="VarsaylanParagrafYazTipi">
@@ -679,294 +2556,75 @@
     <w:semiHidden/>
     <w:unhideWhenUsed/>
   </w:style>
-  <w:style w:type="character" w:customStyle="1" w:styleId="Balk1Char">
-    <w:name w:val="Başlık 1 Char"/>
-    <w:basedOn w:val="VarsaylanParagrafYazTipi"/>
-    <w:link w:val="Balk1"/>
-    <w:uiPriority w:val="9"/>
-    <w:rsid w:val="009F705A"/>
-    <w:rPr>
-      <w:rFonts w:asciiTheme="majorHAnsi" w:eastAsiaTheme="majorEastAsia" w:hAnsiTheme="majorHAnsi" w:cstheme="majorBidi"/>
-      <w:color w:val="0F4761" w:themeColor="accent1" w:themeShade="BF"/>
-      <w:sz w:val="40"/>
-      <w:szCs w:val="40"/>
-    </w:rPr>
+  <w:style w:type="table" w:styleId="TabloKlavuzu">
+    <w:name w:val="Table Grid"/>
+    <w:basedOn w:val="NormalTablo"/>
+    <w:uiPriority w:val="59"/>
+    <w:rsid w:val="007841A9"/>
+    <w:tblPr>
+      <w:tblBorders>
+        <w:top w:val="single" w:sz="4" w:space="0" w:color="auto"/>
+        <w:left w:val="single" w:sz="4" w:space="0" w:color="auto"/>
+        <w:bottom w:val="single" w:sz="4" w:space="0" w:color="auto"/>
+        <w:right w:val="single" w:sz="4" w:space="0" w:color="auto"/>
+        <w:insideH w:val="single" w:sz="4" w:space="0" w:color="auto"/>
+        <w:insideV w:val="single" w:sz="4" w:space="0" w:color="auto"/>
+      </w:tblBorders>
+    </w:tblPr>
   </w:style>
-  <w:style w:type="character" w:customStyle="1" w:styleId="Balk2Char">
-    <w:name w:val="Başlık 2 Char"/>
-    <w:basedOn w:val="VarsaylanParagrafYazTipi"/>
-    <w:link w:val="Balk2"/>
-    <w:uiPriority w:val="9"/>
-    <w:semiHidden/>
-    <w:rsid w:val="009F705A"/>
-    <w:rPr>
-      <w:rFonts w:asciiTheme="majorHAnsi" w:eastAsiaTheme="majorEastAsia" w:hAnsiTheme="majorHAnsi" w:cstheme="majorBidi"/>
-      <w:color w:val="0F4761" w:themeColor="accent1" w:themeShade="BF"/>
-      <w:sz w:val="32"/>
-      <w:szCs w:val="32"/>
-    </w:rPr>
-  </w:style>
-  <w:style w:type="character" w:customStyle="1" w:styleId="Balk3Char">
-    <w:name w:val="Başlık 3 Char"/>
-    <w:basedOn w:val="VarsaylanParagrafYazTipi"/>
-    <w:link w:val="Balk3"/>
-    <w:uiPriority w:val="9"/>
-    <w:semiHidden/>
-    <w:rsid w:val="009F705A"/>
-    <w:rPr>
-      <w:rFonts w:eastAsiaTheme="majorEastAsia" w:cstheme="majorBidi"/>
-      <w:color w:val="0F4761" w:themeColor="accent1" w:themeShade="BF"/>
-      <w:sz w:val="28"/>
-      <w:szCs w:val="28"/>
-    </w:rPr>
-  </w:style>
-  <w:style w:type="character" w:customStyle="1" w:styleId="Balk4Char">
-    <w:name w:val="Başlık 4 Char"/>
-    <w:basedOn w:val="VarsaylanParagrafYazTipi"/>
-    <w:link w:val="Balk4"/>
-    <w:uiPriority w:val="9"/>
-    <w:semiHidden/>
-    <w:rsid w:val="009F705A"/>
-    <w:rPr>
-      <w:rFonts w:eastAsiaTheme="majorEastAsia" w:cstheme="majorBidi"/>
-      <w:i/>
-      <w:iCs/>
-      <w:color w:val="0F4761" w:themeColor="accent1" w:themeShade="BF"/>
-    </w:rPr>
-  </w:style>
-  <w:style w:type="character" w:customStyle="1" w:styleId="Balk5Char">
-    <w:name w:val="Başlık 5 Char"/>
-    <w:basedOn w:val="VarsaylanParagrafYazTipi"/>
-    <w:link w:val="Balk5"/>
-    <w:uiPriority w:val="9"/>
-    <w:semiHidden/>
-    <w:rsid w:val="009F705A"/>
-    <w:rPr>
-      <w:rFonts w:eastAsiaTheme="majorEastAsia" w:cstheme="majorBidi"/>
-      <w:color w:val="0F4761" w:themeColor="accent1" w:themeShade="BF"/>
-    </w:rPr>
-  </w:style>
-  <w:style w:type="character" w:customStyle="1" w:styleId="Balk6Char">
-    <w:name w:val="Başlık 6 Char"/>
-    <w:basedOn w:val="VarsaylanParagrafYazTipi"/>
-    <w:link w:val="Balk6"/>
-    <w:uiPriority w:val="9"/>
-    <w:semiHidden/>
-    <w:rsid w:val="009F705A"/>
-    <w:rPr>
-      <w:rFonts w:eastAsiaTheme="majorEastAsia" w:cstheme="majorBidi"/>
-      <w:i/>
-      <w:iCs/>
-      <w:color w:val="595959" w:themeColor="text1" w:themeTint="A6"/>
-    </w:rPr>
-  </w:style>
-  <w:style w:type="character" w:customStyle="1" w:styleId="Balk7Char">
-    <w:name w:val="Başlık 7 Char"/>
-    <w:basedOn w:val="VarsaylanParagrafYazTipi"/>
-    <w:link w:val="Balk7"/>
-    <w:uiPriority w:val="9"/>
-    <w:semiHidden/>
-    <w:rsid w:val="009F705A"/>
-    <w:rPr>
-      <w:rFonts w:eastAsiaTheme="majorEastAsia" w:cstheme="majorBidi"/>
-      <w:color w:val="595959" w:themeColor="text1" w:themeTint="A6"/>
-    </w:rPr>
-  </w:style>
-  <w:style w:type="character" w:customStyle="1" w:styleId="Balk8Char">
-    <w:name w:val="Başlık 8 Char"/>
-    <w:basedOn w:val="VarsaylanParagrafYazTipi"/>
-    <w:link w:val="Balk8"/>
-    <w:uiPriority w:val="9"/>
-    <w:semiHidden/>
-    <w:rsid w:val="009F705A"/>
-    <w:rPr>
-      <w:rFonts w:eastAsiaTheme="majorEastAsia" w:cstheme="majorBidi"/>
-      <w:i/>
-      <w:iCs/>
-      <w:color w:val="272727" w:themeColor="text1" w:themeTint="D8"/>
-    </w:rPr>
-  </w:style>
-  <w:style w:type="character" w:customStyle="1" w:styleId="Balk9Char">
-    <w:name w:val="Başlık 9 Char"/>
-    <w:basedOn w:val="VarsaylanParagrafYazTipi"/>
-    <w:link w:val="Balk9"/>
-    <w:uiPriority w:val="9"/>
-    <w:semiHidden/>
-    <w:rsid w:val="009F705A"/>
-    <w:rPr>
-      <w:rFonts w:eastAsiaTheme="majorEastAsia" w:cstheme="majorBidi"/>
-      <w:color w:val="272727" w:themeColor="text1" w:themeTint="D8"/>
-    </w:rPr>
-  </w:style>
-  <w:style w:type="paragraph" w:styleId="KonuBal">
-    <w:name w:val="Title"/>
+  <w:style w:type="paragraph" w:customStyle="1" w:styleId="stbilgi">
+    <w:name w:val="Üstbilgi"/>
     <w:basedOn w:val="Normal"/>
-    <w:next w:val="Normal"/>
-    <w:link w:val="KonuBalChar"/>
-    <w:uiPriority w:val="10"/>
-    <w:qFormat/>
-    <w:rsid w:val="009F705A"/>
+    <w:link w:val="stbilgiChar"/>
+    <w:uiPriority w:val="99"/>
+    <w:unhideWhenUsed/>
+    <w:rsid w:val="007841A9"/>
     <w:pPr>
-      <w:spacing w:after="80" w:line="240" w:lineRule="auto"/>
-      <w:contextualSpacing/>
-    </w:pPr>
-    <w:rPr>
-      <w:rFonts w:asciiTheme="majorHAnsi" w:eastAsiaTheme="majorEastAsia" w:hAnsiTheme="majorHAnsi" w:cstheme="majorBidi"/>
-      <w:spacing w:val="-10"/>
-      <w:kern w:val="28"/>
-      <w:sz w:val="56"/>
-      <w:szCs w:val="56"/>
-    </w:rPr>
-  </w:style>
-  <w:style w:type="character" w:customStyle="1" w:styleId="KonuBalChar">
-    <w:name w:val="Konu Başlığı Char"/>
-    <w:basedOn w:val="VarsaylanParagrafYazTipi"/>
-    <w:link w:val="KonuBal"/>
-    <w:uiPriority w:val="10"/>
-    <w:rsid w:val="009F705A"/>
-    <w:rPr>
-      <w:rFonts w:asciiTheme="majorHAnsi" w:eastAsiaTheme="majorEastAsia" w:hAnsiTheme="majorHAnsi" w:cstheme="majorBidi"/>
-      <w:spacing w:val="-10"/>
-      <w:kern w:val="28"/>
-      <w:sz w:val="56"/>
-      <w:szCs w:val="56"/>
-    </w:rPr>
-  </w:style>
-  <w:style w:type="paragraph" w:styleId="Altyaz">
-    <w:name w:val="Subtitle"/>
-    <w:basedOn w:val="Normal"/>
-    <w:next w:val="Normal"/>
-    <w:link w:val="AltyazChar"/>
-    <w:uiPriority w:val="11"/>
-    <w:qFormat/>
-    <w:rsid w:val="009F705A"/>
-    <w:pPr>
-      <w:numPr>
-        <w:ilvl w:val="1"/>
-      </w:numPr>
-    </w:pPr>
-    <w:rPr>
-      <w:rFonts w:eastAsiaTheme="majorEastAsia" w:cstheme="majorBidi"/>
-      <w:color w:val="595959" w:themeColor="text1" w:themeTint="A6"/>
-      <w:spacing w:val="15"/>
-      <w:sz w:val="28"/>
-      <w:szCs w:val="28"/>
-    </w:rPr>
-  </w:style>
-  <w:style w:type="character" w:customStyle="1" w:styleId="AltyazChar">
-    <w:name w:val="Altyazı Char"/>
-    <w:basedOn w:val="VarsaylanParagrafYazTipi"/>
-    <w:link w:val="Altyaz"/>
-    <w:uiPriority w:val="11"/>
-    <w:rsid w:val="009F705A"/>
-    <w:rPr>
-      <w:rFonts w:eastAsiaTheme="majorEastAsia" w:cstheme="majorBidi"/>
-      <w:color w:val="595959" w:themeColor="text1" w:themeTint="A6"/>
-      <w:spacing w:val="15"/>
-      <w:sz w:val="28"/>
-      <w:szCs w:val="28"/>
-    </w:rPr>
-  </w:style>
-  <w:style w:type="paragraph" w:styleId="Alnt">
-    <w:name w:val="Quote"/>
-    <w:basedOn w:val="Normal"/>
-    <w:next w:val="Normal"/>
-    <w:link w:val="AlntChar"/>
-    <w:uiPriority w:val="29"/>
-    <w:qFormat/>
-    <w:rsid w:val="009F705A"/>
-    <w:pPr>
-      <w:spacing w:before="160"/>
-      <w:jc w:val="center"/>
-    </w:pPr>
-    <w:rPr>
-      <w:i/>
-      <w:iCs/>
-      <w:color w:val="404040" w:themeColor="text1" w:themeTint="BF"/>
-    </w:rPr>
-  </w:style>
-  <w:style w:type="character" w:customStyle="1" w:styleId="AlntChar">
-    <w:name w:val="Alıntı Char"/>
-    <w:basedOn w:val="VarsaylanParagrafYazTipi"/>
-    <w:link w:val="Alnt"/>
-    <w:uiPriority w:val="29"/>
-    <w:rsid w:val="009F705A"/>
-    <w:rPr>
-      <w:i/>
-      <w:iCs/>
-      <w:color w:val="404040" w:themeColor="text1" w:themeTint="BF"/>
-    </w:rPr>
-  </w:style>
-  <w:style w:type="paragraph" w:styleId="ListeParagraf">
-    <w:name w:val="List Paragraph"/>
-    <w:basedOn w:val="Normal"/>
-    <w:uiPriority w:val="34"/>
-    <w:qFormat/>
-    <w:rsid w:val="009F705A"/>
-    <w:pPr>
-      <w:ind w:left="720"/>
-      <w:contextualSpacing/>
+      <w:tabs>
+        <w:tab w:val="center" w:pos="4536"/>
+        <w:tab w:val="right" w:pos="9072"/>
+      </w:tabs>
+      <w:spacing w:after="0" w:line="240" w:lineRule="auto"/>
     </w:pPr>
   </w:style>
-  <w:style w:type="character" w:styleId="GlVurgulama">
-    <w:name w:val="Intense Emphasis"/>
+  <w:style w:type="character" w:customStyle="1" w:styleId="stbilgiChar">
+    <w:name w:val="Üstbilgi Char"/>
     <w:basedOn w:val="VarsaylanParagrafYazTipi"/>
-    <w:uiPriority w:val="21"/>
-    <w:qFormat/>
-    <w:rsid w:val="009F705A"/>
+    <w:link w:val="stbilgi"/>
+    <w:uiPriority w:val="99"/>
+    <w:rsid w:val="007841A9"/>
+  </w:style>
+  <w:style w:type="paragraph" w:customStyle="1" w:styleId="Altbilgi">
+    <w:name w:val="Altbilgi"/>
+    <w:basedOn w:val="Normal"/>
+    <w:link w:val="AltbilgiChar"/>
+    <w:uiPriority w:val="99"/>
+    <w:unhideWhenUsed/>
+    <w:rsid w:val="007841A9"/>
+    <w:pPr>
+      <w:tabs>
+        <w:tab w:val="center" w:pos="4536"/>
+        <w:tab w:val="right" w:pos="9072"/>
+      </w:tabs>
+      <w:spacing w:after="0" w:line="240" w:lineRule="auto"/>
+    </w:pPr>
+  </w:style>
+  <w:style w:type="character" w:customStyle="1" w:styleId="AltbilgiChar">
+    <w:name w:val="Altbilgi Char"/>
+    <w:basedOn w:val="VarsaylanParagrafYazTipi"/>
+    <w:link w:val="Altbilgi"/>
+    <w:uiPriority w:val="99"/>
+    <w:rsid w:val="007841A9"/>
+  </w:style>
+  <w:style w:type="paragraph" w:styleId="BalonMetni">
+    <w:name w:val="Balloon Text"/>
+    <w:basedOn w:val="Normal"/>
+    <w:semiHidden/>
+    <w:rsid w:val="00797F25"/>
     <w:rPr>
-      <w:i/>
-      <w:iCs/>
-      <w:color w:val="0F4761" w:themeColor="accent1" w:themeShade="BF"/>
-    </w:rPr>
-  </w:style>
-  <w:style w:type="paragraph" w:styleId="GlAlnt">
-    <w:name w:val="Intense Quote"/>
-    <w:basedOn w:val="Normal"/>
-    <w:next w:val="Normal"/>
-    <w:link w:val="GlAlntChar"/>
-    <w:uiPriority w:val="30"/>
-    <w:qFormat/>
-    <w:rsid w:val="009F705A"/>
-    <w:pPr>
-      <w:pBdr>
-        <w:top w:val="single" w:sz="4" w:space="10" w:color="0F4761" w:themeColor="accent1" w:themeShade="BF"/>
-        <w:bottom w:val="single" w:sz="4" w:space="10" w:color="0F4761" w:themeColor="accent1" w:themeShade="BF"/>
-      </w:pBdr>
-      <w:spacing w:before="360" w:after="360"/>
-      <w:ind w:left="864" w:right="864"/>
-      <w:jc w:val="center"/>
-    </w:pPr>
-    <w:rPr>
-      <w:i/>
-      <w:iCs/>
-      <w:color w:val="0F4761" w:themeColor="accent1" w:themeShade="BF"/>
-    </w:rPr>
-  </w:style>
-  <w:style w:type="character" w:customStyle="1" w:styleId="GlAlntChar">
-    <w:name w:val="Güçlü Alıntı Char"/>
-    <w:basedOn w:val="VarsaylanParagrafYazTipi"/>
-    <w:link w:val="GlAlnt"/>
-    <w:uiPriority w:val="30"/>
-    <w:rsid w:val="009F705A"/>
-    <w:rPr>
-      <w:i/>
-      <w:iCs/>
-      <w:color w:val="0F4761" w:themeColor="accent1" w:themeShade="BF"/>
-    </w:rPr>
-  </w:style>
-  <w:style w:type="character" w:styleId="GlBavuru">
-    <w:name w:val="Intense Reference"/>
-    <w:basedOn w:val="VarsaylanParagrafYazTipi"/>
-    <w:uiPriority w:val="32"/>
-    <w:qFormat/>
-    <w:rsid w:val="009F705A"/>
-    <w:rPr>
-      <w:b/>
-      <w:bCs/>
-      <w:smallCaps/>
-      <w:color w:val="0F4761" w:themeColor="accent1" w:themeShade="BF"/>
-      <w:spacing w:val="5"/>
+      <w:rFonts w:ascii="Tahoma" w:hAnsi="Tahoma" w:cs="Tahoma"/>
+      <w:sz w:val="16"/>
+      <w:szCs w:val="16"/>
     </w:rPr>
   </w:style>
 </w:styles>
@@ -983,39 +2641,39 @@
         <a:sysClr val="window" lastClr="FFFFFF"/>
       </a:lt1>
       <a:dk2>
-        <a:srgbClr val="0E2841"/>
+        <a:srgbClr val="44546A"/>
       </a:dk2>
       <a:lt2>
-        <a:srgbClr val="E8E8E8"/>
+        <a:srgbClr val="E7E6E6"/>
       </a:lt2>
       <a:accent1>
-        <a:srgbClr val="156082"/>
+        <a:srgbClr val="4472C4"/>
       </a:accent1>
       <a:accent2>
-        <a:srgbClr val="E97132"/>
+        <a:srgbClr val="ED7D31"/>
       </a:accent2>
       <a:accent3>
-        <a:srgbClr val="196B24"/>
+        <a:srgbClr val="A5A5A5"/>
       </a:accent3>
       <a:accent4>
-        <a:srgbClr val="0F9ED5"/>
+        <a:srgbClr val="FFC000"/>
       </a:accent4>
       <a:accent5>
-        <a:srgbClr val="A02B93"/>
+        <a:srgbClr val="5B9BD5"/>
       </a:accent5>
       <a:accent6>
-        <a:srgbClr val="4EA72E"/>
+        <a:srgbClr val="70AD47"/>
       </a:accent6>
       <a:hlink>
-        <a:srgbClr val="467886"/>
+        <a:srgbClr val="0563C1"/>
       </a:hlink>
       <a:folHlink>
-        <a:srgbClr val="96607D"/>
+        <a:srgbClr val="954F72"/>
       </a:folHlink>
     </a:clrScheme>
     <a:fontScheme name="Office">
       <a:majorFont>
-        <a:latin typeface="Aptos Display" panose="02110004020202020204"/>
+        <a:latin typeface="Calibri Light" panose="020F0302020204030204"/>
         <a:ea typeface=""/>
         <a:cs typeface=""/>
         <a:font script="Jpan" typeface="游ゴシック Light"/>
@@ -1067,7 +2725,7 @@
         <a:font script="Tfng" typeface="Ebrima"/>
       </a:majorFont>
       <a:minorFont>
-        <a:latin typeface="Aptos" panose="02110004020202020204"/>
+        <a:latin typeface="Calibri" panose="020F0502020204030204"/>
         <a:ea typeface=""/>
         <a:cs typeface=""/>
         <a:font script="Jpan" typeface="游明朝"/>
@@ -1178,6 +2836,13 @@
         </a:gradFill>
       </a:fillStyleLst>
       <a:lnStyleLst>
+        <a:ln w="6350" cap="flat" cmpd="sng" algn="ctr">
+          <a:solidFill>
+            <a:schemeClr val="phClr"/>
+          </a:solidFill>
+          <a:prstDash val="solid"/>
+          <a:miter lim="800000"/>
+        </a:ln>
         <a:ln w="12700" cap="flat" cmpd="sng" algn="ctr">
           <a:solidFill>
             <a:schemeClr val="phClr"/>
@@ -1186,13 +2851,6 @@
           <a:miter lim="800000"/>
         </a:ln>
         <a:ln w="19050" cap="flat" cmpd="sng" algn="ctr">
-          <a:solidFill>
-            <a:schemeClr val="phClr"/>
-          </a:solidFill>
-          <a:prstDash val="solid"/>
-          <a:miter lim="800000"/>
-        </a:ln>
-        <a:ln w="25400" cap="flat" cmpd="sng" algn="ctr">
           <a:solidFill>
             <a:schemeClr val="phClr"/>
           </a:solidFill>
@@ -1257,32 +2915,24 @@
       </a:bgFillStyleLst>
     </a:fmtScheme>
   </a:themeElements>
-  <a:objectDefaults>
-    <a:lnDef>
-      <a:spPr/>
-      <a:bodyPr/>
-      <a:lstStyle/>
-      <a:style>
-        <a:lnRef idx="2">
-          <a:schemeClr val="accent1"/>
-        </a:lnRef>
-        <a:fillRef idx="0">
-          <a:schemeClr val="accent1"/>
-        </a:fillRef>
-        <a:effectRef idx="1">
-          <a:schemeClr val="accent1"/>
-        </a:effectRef>
-        <a:fontRef idx="minor">
-          <a:schemeClr val="tx1"/>
-        </a:fontRef>
-      </a:style>
-    </a:lnDef>
-  </a:objectDefaults>
+  <a:objectDefaults/>
   <a:extraClrSchemeLst/>
   <a:extLst>
     <a:ext uri="{05A4C25C-085E-4340-85A3-A5531E510DB2}">
-      <thm15:themeFamily xmlns:thm15="http://schemas.microsoft.com/office/thememl/2012/main" name="Office Theme" id="{2E142A2C-CD16-42D6-873A-C26D2A0506FA}" vid="{1BDDFF52-6CD6-40A5-AB3C-68EB2F1E4D0A}"/>
+      <thm15:themeFamily xmlns:thm15="http://schemas.microsoft.com/office/thememl/2012/main" name="Office Theme" id="{62F939B6-93AF-4DB8-9C6B-D6C7DFDC589F}" vid="{4A3C46E8-61CC-4603-A589-7422A47A8E4A}"/>
     </a:ext>
   </a:extLst>
 </a:theme>
+</file>
+
+<file path=customXml/item1.xml><?xml version="1.0" encoding="utf-8"?>
+<b:Sources xmlns:b="http://schemas.openxmlformats.org/officeDocument/2006/bibliography" xmlns="http://schemas.openxmlformats.org/officeDocument/2006/bibliography" SelectedStyle="\APA.XSL" StyleName="APA"/>
+</file>
+
+<file path=customXml/itemProps1.xml><?xml version="1.0" encoding="utf-8"?>
+<ds:datastoreItem xmlns:ds="http://schemas.openxmlformats.org/officeDocument/2006/customXml" ds:itemID="{A4C509D6-2A4F-4C20-87FA-01318BB14F73}">
+  <ds:schemaRefs>
+    <ds:schemaRef ds:uri="http://schemas.openxmlformats.org/officeDocument/2006/bibliography"/>
+  </ds:schemaRefs>
+</ds:datastoreItem>
 </file>